--- a/New HSSE Management System 2026/Templates/01-DAN-TMP-HSE-000014__Jun_2026_REV01_Night_Work_Permit.docx
+++ b/New HSSE Management System 2026/Templates/01-DAN-TMP-HSE-000014__Jun_2026_REV01_Night_Work_Permit.docx
@@ -57,7 +57,7 @@
                             <w:pPr>
                               <w:jc w:val="center"/>
                               <w:rPr>
-                                <w:rFonts w:ascii="Arial" w:hAnsi="Arial"/>
+                                <w:rFonts w:ascii="Tahoma" w:hAnsi="Tahoma"/>
                                 <w:b/>
                                 <w:bCs/>
                                 <w:szCs w:val="20"/>
@@ -66,7 +66,7 @@
                             </w:pPr>
                             <w:r>
                               <w:rPr>
-                                <w:rFonts w:ascii="Arial" w:hAnsi="Arial"/>
+                                <w:rFonts w:ascii="Tahoma" w:hAnsi="Tahoma"/>
                                 <w:b/>
                                 <w:bCs/>
                                 <w:szCs w:val="20"/>
@@ -79,48 +79,48 @@
                             <w:pPr>
                               <w:ind w:firstLine="720"/>
                               <w:rPr>
-                                <w:rFonts w:ascii="Calibri" w:hAnsi="Calibri" w:cs="Calibri"/>
+                                <w:rFonts w:ascii="Tahoma" w:hAnsi="Tahoma" w:cs="Tahoma"/>
                                 <w:szCs w:val="20"/>
                               </w:rPr>
                             </w:pPr>
                             <w:r>
                               <w:rPr>
-                                <w:rFonts w:ascii="Calibri" w:hAnsi="Calibri" w:cs="Calibri"/>
+                                <w:rFonts w:ascii="Tahoma" w:hAnsi="Tahoma" w:cs="Tahoma"/>
                                 <w:szCs w:val="20"/>
                               </w:rPr>
                               <w:t xml:space="preserve">EXTENDED OVER-TIME </w:t>
                             </w:r>
                             <w:r>
                               <w:rPr>
-                                <w:rFonts w:ascii="Calibri" w:hAnsi="Calibri" w:cs="Calibri"/>
+                                <w:rFonts w:ascii="Tahoma" w:hAnsi="Tahoma" w:cs="Tahoma"/>
                                 <w:szCs w:val="20"/>
                               </w:rPr>
                               <w:sym w:font="Wingdings" w:char="F071"/>
                             </w:r>
                             <w:r>
                               <w:rPr>
-                                <w:rFonts w:ascii="Calibri" w:hAnsi="Calibri" w:cs="Calibri"/>
-                                <w:szCs w:val="20"/>
-                              </w:rPr>
-                              <w:tab/>
-                            </w:r>
-                            <w:r>
-                              <w:rPr>
-                                <w:rFonts w:ascii="Calibri" w:hAnsi="Calibri" w:cs="Calibri"/>
-                                <w:szCs w:val="20"/>
-                              </w:rPr>
-                              <w:tab/>
-                            </w:r>
-                            <w:r>
-                              <w:rPr>
-                                <w:rFonts w:ascii="Calibri" w:hAnsi="Calibri" w:cs="Calibri"/>
-                                <w:szCs w:val="20"/>
-                              </w:rPr>
-                              <w:tab/>
-                            </w:r>
-                            <w:r>
-                              <w:rPr>
-                                <w:rFonts w:ascii="Calibri" w:hAnsi="Calibri" w:cs="Calibri"/>
+                                <w:rFonts w:ascii="Tahoma" w:hAnsi="Tahoma" w:cs="Tahoma"/>
+                                <w:szCs w:val="20"/>
+                              </w:rPr>
+                              <w:tab/>
+                            </w:r>
+                            <w:r>
+                              <w:rPr>
+                                <w:rFonts w:ascii="Tahoma" w:hAnsi="Tahoma" w:cs="Tahoma"/>
+                                <w:szCs w:val="20"/>
+                              </w:rPr>
+                              <w:tab/>
+                            </w:r>
+                            <w:r>
+                              <w:rPr>
+                                <w:rFonts w:ascii="Tahoma" w:hAnsi="Tahoma" w:cs="Tahoma"/>
+                                <w:szCs w:val="20"/>
+                              </w:rPr>
+                              <w:tab/>
+                            </w:r>
+                            <w:r>
+                              <w:rPr>
+                                <w:rFonts w:ascii="Tahoma" w:hAnsi="Tahoma" w:cs="Tahoma"/>
                                 <w:szCs w:val="20"/>
                               </w:rPr>
                               <w:tab/>
@@ -128,7 +128,7 @@
                             </w:r>
                             <w:r>
                               <w:rPr>
-                                <w:rFonts w:ascii="Calibri" w:hAnsi="Calibri" w:cs="Calibri"/>
+                                <w:rFonts w:ascii="Tahoma" w:hAnsi="Tahoma" w:cs="Tahoma"/>
                                 <w:szCs w:val="20"/>
                               </w:rPr>
                               <w:sym w:font="Wingdings" w:char="F071"/>
@@ -158,7 +158,7 @@
                       <w:pPr>
                         <w:jc w:val="center"/>
                         <w:rPr>
-                          <w:rFonts w:ascii="Arial" w:hAnsi="Arial"/>
+                          <w:rFonts w:ascii="Tahoma" w:hAnsi="Tahoma"/>
                           <w:b/>
                           <w:bCs/>
                           <w:szCs w:val="20"/>
@@ -167,7 +167,7 @@
                       </w:pPr>
                       <w:r>
                         <w:rPr>
-                          <w:rFonts w:ascii="Arial" w:hAnsi="Arial"/>
+                          <w:rFonts w:ascii="Tahoma" w:hAnsi="Tahoma"/>
                           <w:b/>
                           <w:bCs/>
                           <w:szCs w:val="20"/>
@@ -180,48 +180,48 @@
                       <w:pPr>
                         <w:ind w:firstLine="720"/>
                         <w:rPr>
-                          <w:rFonts w:ascii="Calibri" w:hAnsi="Calibri" w:cs="Calibri"/>
+                          <w:rFonts w:ascii="Tahoma" w:hAnsi="Tahoma" w:cs="Tahoma"/>
                           <w:szCs w:val="20"/>
                         </w:rPr>
                       </w:pPr>
                       <w:r>
                         <w:rPr>
-                          <w:rFonts w:ascii="Calibri" w:hAnsi="Calibri" w:cs="Calibri"/>
+                          <w:rFonts w:ascii="Tahoma" w:hAnsi="Tahoma" w:cs="Tahoma"/>
                           <w:szCs w:val="20"/>
                         </w:rPr>
                         <w:t xml:space="preserve">EXTENDED OVER-TIME </w:t>
                       </w:r>
                       <w:r>
                         <w:rPr>
-                          <w:rFonts w:ascii="Calibri" w:hAnsi="Calibri" w:cs="Calibri"/>
+                          <w:rFonts w:ascii="Tahoma" w:hAnsi="Tahoma" w:cs="Tahoma"/>
                           <w:szCs w:val="20"/>
                         </w:rPr>
                         <w:sym w:font="Wingdings" w:char="F071"/>
                       </w:r>
                       <w:r>
                         <w:rPr>
-                          <w:rFonts w:ascii="Calibri" w:hAnsi="Calibri" w:cs="Calibri"/>
-                          <w:szCs w:val="20"/>
-                        </w:rPr>
-                        <w:tab/>
-                      </w:r>
-                      <w:r>
-                        <w:rPr>
-                          <w:rFonts w:ascii="Calibri" w:hAnsi="Calibri" w:cs="Calibri"/>
-                          <w:szCs w:val="20"/>
-                        </w:rPr>
-                        <w:tab/>
-                      </w:r>
-                      <w:r>
-                        <w:rPr>
-                          <w:rFonts w:ascii="Calibri" w:hAnsi="Calibri" w:cs="Calibri"/>
-                          <w:szCs w:val="20"/>
-                        </w:rPr>
-                        <w:tab/>
-                      </w:r>
-                      <w:r>
-                        <w:rPr>
-                          <w:rFonts w:ascii="Calibri" w:hAnsi="Calibri" w:cs="Calibri"/>
+                          <w:rFonts w:ascii="Tahoma" w:hAnsi="Tahoma" w:cs="Tahoma"/>
+                          <w:szCs w:val="20"/>
+                        </w:rPr>
+                        <w:tab/>
+                      </w:r>
+                      <w:r>
+                        <w:rPr>
+                          <w:rFonts w:ascii="Tahoma" w:hAnsi="Tahoma" w:cs="Tahoma"/>
+                          <w:szCs w:val="20"/>
+                        </w:rPr>
+                        <w:tab/>
+                      </w:r>
+                      <w:r>
+                        <w:rPr>
+                          <w:rFonts w:ascii="Tahoma" w:hAnsi="Tahoma" w:cs="Tahoma"/>
+                          <w:szCs w:val="20"/>
+                        </w:rPr>
+                        <w:tab/>
+                      </w:r>
+                      <w:r>
+                        <w:rPr>
+                          <w:rFonts w:ascii="Tahoma" w:hAnsi="Tahoma" w:cs="Tahoma"/>
                           <w:szCs w:val="20"/>
                         </w:rPr>
                         <w:tab/>
@@ -229,7 +229,7 @@
                       </w:r>
                       <w:r>
                         <w:rPr>
-                          <w:rFonts w:ascii="Calibri" w:hAnsi="Calibri" w:cs="Calibri"/>
+                          <w:rFonts w:ascii="Tahoma" w:hAnsi="Tahoma" w:cs="Tahoma"/>
                           <w:szCs w:val="20"/>
                         </w:rPr>
                         <w:sym w:font="Wingdings" w:char="F071"/>
@@ -296,7 +296,7 @@
                             <w:pPr>
                               <w:spacing w:after="0"/>
                               <w:rPr>
-                                <w:rFonts w:ascii="Calibri" w:hAnsi="Calibri" w:cs="Calibri"/>
+                                <w:rFonts w:ascii="Tahoma" w:hAnsi="Tahoma" w:cs="Tahoma"/>
                                 <w:b/>
                                 <w:bCs/>
                                 <w:sz w:val="18"/>
@@ -306,7 +306,7 @@
                             </w:pPr>
                             <w:r>
                               <w:rPr>
-                                <w:rFonts w:ascii="Calibri" w:hAnsi="Calibri" w:cs="Calibri"/>
+                                <w:rFonts w:ascii="Tahoma" w:hAnsi="Tahoma" w:cs="Tahoma"/>
                                 <w:b/>
                                 <w:bCs/>
                                 <w:sz w:val="18"/>
@@ -320,14 +320,14 @@
                             <w:pPr>
                               <w:spacing w:after="0"/>
                               <w:rPr>
-                                <w:rFonts w:ascii="Calibri" w:hAnsi="Calibri" w:cs="Calibri"/>
+                                <w:rFonts w:ascii="Tahoma" w:hAnsi="Tahoma" w:cs="Tahoma"/>
                                 <w:sz w:val="18"/>
                                 <w:szCs w:val="18"/>
                               </w:rPr>
                             </w:pPr>
                             <w:r>
                               <w:rPr>
-                                <w:rFonts w:ascii="Calibri" w:hAnsi="Calibri" w:cs="Calibri"/>
+                                <w:rFonts w:ascii="Tahoma" w:hAnsi="Tahoma" w:cs="Tahoma"/>
                                 <w:sz w:val="18"/>
                                 <w:szCs w:val="18"/>
                               </w:rPr>
@@ -335,7 +335,7 @@
                             </w:r>
                             <w:r>
                               <w:rPr>
-                                <w:rFonts w:ascii="Calibri" w:hAnsi="Calibri" w:cs="Calibri"/>
+                                <w:rFonts w:ascii="Tahoma" w:hAnsi="Tahoma" w:cs="Tahoma"/>
                                 <w:sz w:val="18"/>
                                 <w:szCs w:val="18"/>
                               </w:rPr>
@@ -345,7 +345,7 @@
                             <w:proofErr w:type="gramStart"/>
                             <w:r>
                               <w:rPr>
-                                <w:rFonts w:ascii="Calibri" w:hAnsi="Calibri" w:cs="Calibri"/>
+                                <w:rFonts w:ascii="Tahoma" w:hAnsi="Tahoma" w:cs="Tahoma"/>
                                 <w:sz w:val="18"/>
                                 <w:szCs w:val="18"/>
                               </w:rPr>
@@ -354,7 +354,7 @@
                             <w:proofErr w:type="gramEnd"/>
                             <w:r>
                               <w:rPr>
-                                <w:rFonts w:ascii="Calibri" w:hAnsi="Calibri" w:cs="Calibri"/>
+                                <w:rFonts w:ascii="Tahoma" w:hAnsi="Tahoma" w:cs="Tahoma"/>
                                 <w:sz w:val="18"/>
                                 <w:szCs w:val="18"/>
                               </w:rPr>
@@ -363,7 +363,7 @@
                             <w:proofErr w:type="gramStart"/>
                             <w:r>
                               <w:rPr>
-                                <w:rFonts w:ascii="Calibri" w:hAnsi="Calibri" w:cs="Calibri"/>
+                                <w:rFonts w:ascii="Tahoma" w:hAnsi="Tahoma" w:cs="Tahoma"/>
                                 <w:sz w:val="18"/>
                                 <w:szCs w:val="18"/>
                               </w:rPr>
@@ -372,7 +372,7 @@
                             <w:proofErr w:type="gramEnd"/>
                             <w:r>
                               <w:rPr>
-                                <w:rFonts w:ascii="Calibri" w:hAnsi="Calibri" w:cs="Calibri"/>
+                                <w:rFonts w:ascii="Tahoma" w:hAnsi="Tahoma" w:cs="Tahoma"/>
                                 <w:sz w:val="18"/>
                                 <w:szCs w:val="18"/>
                               </w:rPr>
@@ -383,14 +383,14 @@
                             <w:pPr>
                               <w:spacing w:after="0"/>
                               <w:rPr>
-                                <w:rFonts w:ascii="Calibri" w:hAnsi="Calibri" w:cs="Calibri"/>
+                                <w:rFonts w:ascii="Tahoma" w:hAnsi="Tahoma" w:cs="Tahoma"/>
                                 <w:sz w:val="18"/>
                                 <w:szCs w:val="18"/>
                               </w:rPr>
                             </w:pPr>
                             <w:r>
                               <w:rPr>
-                                <w:rFonts w:ascii="Calibri" w:hAnsi="Calibri" w:cs="Calibri"/>
+                                <w:rFonts w:ascii="Tahoma" w:hAnsi="Tahoma" w:cs="Tahoma"/>
                                 <w:sz w:val="18"/>
                                 <w:szCs w:val="18"/>
                               </w:rPr>
@@ -401,14 +401,14 @@
                             <w:pPr>
                               <w:spacing w:after="0"/>
                               <w:rPr>
-                                <w:rFonts w:ascii="Calibri" w:hAnsi="Calibri" w:cs="Calibri"/>
+                                <w:rFonts w:ascii="Tahoma" w:hAnsi="Tahoma" w:cs="Tahoma"/>
                                 <w:sz w:val="18"/>
                                 <w:szCs w:val="18"/>
                               </w:rPr>
                             </w:pPr>
                             <w:r>
                               <w:rPr>
-                                <w:rFonts w:ascii="Calibri" w:hAnsi="Calibri" w:cs="Calibri"/>
+                                <w:rFonts w:ascii="Tahoma" w:hAnsi="Tahoma" w:cs="Tahoma"/>
                                 <w:sz w:val="18"/>
                                 <w:szCs w:val="18"/>
                               </w:rPr>
@@ -416,7 +416,7 @@
                             </w:r>
                             <w:r>
                               <w:rPr>
-                                <w:rFonts w:ascii="Calibri" w:hAnsi="Calibri" w:cs="Calibri"/>
+                                <w:rFonts w:ascii="Tahoma" w:hAnsi="Tahoma" w:cs="Tahoma"/>
                                 <w:sz w:val="18"/>
                                 <w:szCs w:val="18"/>
                               </w:rPr>
@@ -425,7 +425,7 @@
                             </w:r>
                             <w:r>
                               <w:rPr>
-                                <w:rFonts w:ascii="Calibri" w:hAnsi="Calibri" w:cs="Calibri"/>
+                                <w:rFonts w:ascii="Tahoma" w:hAnsi="Tahoma" w:cs="Tahoma"/>
                                 <w:sz w:val="18"/>
                                 <w:szCs w:val="18"/>
                               </w:rPr>
@@ -437,14 +437,14 @@
                             <w:pPr>
                               <w:spacing w:after="0"/>
                               <w:rPr>
-                                <w:rFonts w:ascii="Calibri" w:hAnsi="Calibri" w:cs="Calibri"/>
+                                <w:rFonts w:ascii="Tahoma" w:hAnsi="Tahoma" w:cs="Tahoma"/>
                                 <w:sz w:val="18"/>
                                 <w:szCs w:val="18"/>
                               </w:rPr>
                             </w:pPr>
                             <w:r>
                               <w:rPr>
-                                <w:rFonts w:ascii="Calibri" w:hAnsi="Calibri" w:cs="Calibri"/>
+                                <w:rFonts w:ascii="Tahoma" w:hAnsi="Tahoma" w:cs="Tahoma"/>
                                 <w:sz w:val="18"/>
                                 <w:szCs w:val="18"/>
                               </w:rPr>
@@ -455,14 +455,14 @@
                             <w:pPr>
                               <w:spacing w:after="0"/>
                               <w:rPr>
-                                <w:rFonts w:ascii="Calibri" w:hAnsi="Calibri" w:cs="Calibri"/>
+                                <w:rFonts w:ascii="Tahoma" w:hAnsi="Tahoma" w:cs="Tahoma"/>
                                 <w:sz w:val="18"/>
                                 <w:szCs w:val="18"/>
                               </w:rPr>
                             </w:pPr>
                             <w:r>
                               <w:rPr>
-                                <w:rFonts w:ascii="Calibri" w:hAnsi="Calibri" w:cs="Calibri"/>
+                                <w:rFonts w:ascii="Tahoma" w:hAnsi="Tahoma" w:cs="Tahoma"/>
                                 <w:sz w:val="18"/>
                                 <w:szCs w:val="18"/>
                               </w:rPr>
@@ -472,14 +472,14 @@
                           <w:p>
                             <w:pPr>
                               <w:rPr>
-                                <w:rFonts w:ascii="Calibri" w:hAnsi="Calibri" w:cs="Calibri"/>
+                                <w:rFonts w:ascii="Tahoma" w:hAnsi="Tahoma" w:cs="Tahoma"/>
                                 <w:sz w:val="18"/>
                                 <w:szCs w:val="18"/>
                               </w:rPr>
                             </w:pPr>
                             <w:r>
                               <w:rPr>
-                                <w:rFonts w:ascii="Calibri" w:hAnsi="Calibri" w:cs="Calibri"/>
+                                <w:rFonts w:ascii="Tahoma" w:hAnsi="Tahoma" w:cs="Tahoma"/>
                                 <w:sz w:val="18"/>
                                 <w:szCs w:val="18"/>
                               </w:rPr>
@@ -489,14 +489,14 @@
                           <w:p>
                             <w:pPr>
                               <w:rPr>
-                                <w:rFonts w:ascii="Calibri" w:hAnsi="Calibri" w:cs="Calibri"/>
+                                <w:rFonts w:ascii="Tahoma" w:hAnsi="Tahoma" w:cs="Tahoma"/>
                                 <w:sz w:val="18"/>
                                 <w:szCs w:val="18"/>
                               </w:rPr>
                             </w:pPr>
                             <w:r>
                               <w:rPr>
-                                <w:rFonts w:ascii="Calibri" w:hAnsi="Calibri" w:cs="Calibri"/>
+                                <w:rFonts w:ascii="Tahoma" w:hAnsi="Tahoma" w:cs="Tahoma"/>
                                 <w:sz w:val="18"/>
                                 <w:szCs w:val="18"/>
                               </w:rPr>
@@ -523,7 +523,7 @@
                       <w:pPr>
                         <w:spacing w:after="0"/>
                         <w:rPr>
-                          <w:rFonts w:ascii="Calibri" w:hAnsi="Calibri" w:cs="Calibri"/>
+                          <w:rFonts w:ascii="Tahoma" w:hAnsi="Tahoma" w:cs="Tahoma"/>
                           <w:b/>
                           <w:bCs/>
                           <w:sz w:val="18"/>
@@ -533,7 +533,7 @@
                       </w:pPr>
                       <w:r>
                         <w:rPr>
-                          <w:rFonts w:ascii="Calibri" w:hAnsi="Calibri" w:cs="Calibri"/>
+                          <w:rFonts w:ascii="Tahoma" w:hAnsi="Tahoma" w:cs="Tahoma"/>
                           <w:b/>
                           <w:bCs/>
                           <w:sz w:val="18"/>
@@ -547,14 +547,14 @@
                       <w:pPr>
                         <w:spacing w:after="0"/>
                         <w:rPr>
-                          <w:rFonts w:ascii="Calibri" w:hAnsi="Calibri" w:cs="Calibri"/>
+                          <w:rFonts w:ascii="Tahoma" w:hAnsi="Tahoma" w:cs="Tahoma"/>
                           <w:sz w:val="18"/>
                           <w:szCs w:val="18"/>
                         </w:rPr>
                       </w:pPr>
                       <w:r>
                         <w:rPr>
-                          <w:rFonts w:ascii="Calibri" w:hAnsi="Calibri" w:cs="Calibri"/>
+                          <w:rFonts w:ascii="Tahoma" w:hAnsi="Tahoma" w:cs="Tahoma"/>
                           <w:sz w:val="18"/>
                           <w:szCs w:val="18"/>
                         </w:rPr>
@@ -562,7 +562,7 @@
                       </w:r>
                       <w:r>
                         <w:rPr>
-                          <w:rFonts w:ascii="Calibri" w:hAnsi="Calibri" w:cs="Calibri"/>
+                          <w:rFonts w:ascii="Tahoma" w:hAnsi="Tahoma" w:cs="Tahoma"/>
                           <w:sz w:val="18"/>
                           <w:szCs w:val="18"/>
                         </w:rPr>
@@ -572,7 +572,7 @@
                       <w:proofErr w:type="gramStart"/>
                       <w:r>
                         <w:rPr>
-                          <w:rFonts w:ascii="Calibri" w:hAnsi="Calibri" w:cs="Calibri"/>
+                          <w:rFonts w:ascii="Tahoma" w:hAnsi="Tahoma" w:cs="Tahoma"/>
                           <w:sz w:val="18"/>
                           <w:szCs w:val="18"/>
                         </w:rPr>
@@ -581,7 +581,7 @@
                       <w:proofErr w:type="gramEnd"/>
                       <w:r>
                         <w:rPr>
-                          <w:rFonts w:ascii="Calibri" w:hAnsi="Calibri" w:cs="Calibri"/>
+                          <w:rFonts w:ascii="Tahoma" w:hAnsi="Tahoma" w:cs="Tahoma"/>
                           <w:sz w:val="18"/>
                           <w:szCs w:val="18"/>
                         </w:rPr>
@@ -590,7 +590,7 @@
                       <w:proofErr w:type="gramStart"/>
                       <w:r>
                         <w:rPr>
-                          <w:rFonts w:ascii="Calibri" w:hAnsi="Calibri" w:cs="Calibri"/>
+                          <w:rFonts w:ascii="Tahoma" w:hAnsi="Tahoma" w:cs="Tahoma"/>
                           <w:sz w:val="18"/>
                           <w:szCs w:val="18"/>
                         </w:rPr>
@@ -599,7 +599,7 @@
                       <w:proofErr w:type="gramEnd"/>
                       <w:r>
                         <w:rPr>
-                          <w:rFonts w:ascii="Calibri" w:hAnsi="Calibri" w:cs="Calibri"/>
+                          <w:rFonts w:ascii="Tahoma" w:hAnsi="Tahoma" w:cs="Tahoma"/>
                           <w:sz w:val="18"/>
                           <w:szCs w:val="18"/>
                         </w:rPr>
@@ -610,14 +610,14 @@
                       <w:pPr>
                         <w:spacing w:after="0"/>
                         <w:rPr>
-                          <w:rFonts w:ascii="Calibri" w:hAnsi="Calibri" w:cs="Calibri"/>
+                          <w:rFonts w:ascii="Tahoma" w:hAnsi="Tahoma" w:cs="Tahoma"/>
                           <w:sz w:val="18"/>
                           <w:szCs w:val="18"/>
                         </w:rPr>
                       </w:pPr>
                       <w:r>
                         <w:rPr>
-                          <w:rFonts w:ascii="Calibri" w:hAnsi="Calibri" w:cs="Calibri"/>
+                          <w:rFonts w:ascii="Tahoma" w:hAnsi="Tahoma" w:cs="Tahoma"/>
                           <w:sz w:val="18"/>
                           <w:szCs w:val="18"/>
                         </w:rPr>
@@ -628,14 +628,14 @@
                       <w:pPr>
                         <w:spacing w:after="0"/>
                         <w:rPr>
-                          <w:rFonts w:ascii="Calibri" w:hAnsi="Calibri" w:cs="Calibri"/>
+                          <w:rFonts w:ascii="Tahoma" w:hAnsi="Tahoma" w:cs="Tahoma"/>
                           <w:sz w:val="18"/>
                           <w:szCs w:val="18"/>
                         </w:rPr>
                       </w:pPr>
                       <w:r>
                         <w:rPr>
-                          <w:rFonts w:ascii="Calibri" w:hAnsi="Calibri" w:cs="Calibri"/>
+                          <w:rFonts w:ascii="Tahoma" w:hAnsi="Tahoma" w:cs="Tahoma"/>
                           <w:sz w:val="18"/>
                           <w:szCs w:val="18"/>
                         </w:rPr>
@@ -643,7 +643,7 @@
                       </w:r>
                       <w:r>
                         <w:rPr>
-                          <w:rFonts w:ascii="Calibri" w:hAnsi="Calibri" w:cs="Calibri"/>
+                          <w:rFonts w:ascii="Tahoma" w:hAnsi="Tahoma" w:cs="Tahoma"/>
                           <w:sz w:val="18"/>
                           <w:szCs w:val="18"/>
                         </w:rPr>
@@ -652,7 +652,7 @@
                       </w:r>
                       <w:r>
                         <w:rPr>
-                          <w:rFonts w:ascii="Calibri" w:hAnsi="Calibri" w:cs="Calibri"/>
+                          <w:rFonts w:ascii="Tahoma" w:hAnsi="Tahoma" w:cs="Tahoma"/>
                           <w:sz w:val="18"/>
                           <w:szCs w:val="18"/>
                         </w:rPr>
@@ -664,14 +664,14 @@
                       <w:pPr>
                         <w:spacing w:after="0"/>
                         <w:rPr>
-                          <w:rFonts w:ascii="Calibri" w:hAnsi="Calibri" w:cs="Calibri"/>
+                          <w:rFonts w:ascii="Tahoma" w:hAnsi="Tahoma" w:cs="Tahoma"/>
                           <w:sz w:val="18"/>
                           <w:szCs w:val="18"/>
                         </w:rPr>
                       </w:pPr>
                       <w:r>
                         <w:rPr>
-                          <w:rFonts w:ascii="Calibri" w:hAnsi="Calibri" w:cs="Calibri"/>
+                          <w:rFonts w:ascii="Tahoma" w:hAnsi="Tahoma" w:cs="Tahoma"/>
                           <w:sz w:val="18"/>
                           <w:szCs w:val="18"/>
                         </w:rPr>
@@ -682,14 +682,14 @@
                       <w:pPr>
                         <w:spacing w:after="0"/>
                         <w:rPr>
-                          <w:rFonts w:ascii="Calibri" w:hAnsi="Calibri" w:cs="Calibri"/>
+                          <w:rFonts w:ascii="Tahoma" w:hAnsi="Tahoma" w:cs="Tahoma"/>
                           <w:sz w:val="18"/>
                           <w:szCs w:val="18"/>
                         </w:rPr>
                       </w:pPr>
                       <w:r>
                         <w:rPr>
-                          <w:rFonts w:ascii="Calibri" w:hAnsi="Calibri" w:cs="Calibri"/>
+                          <w:rFonts w:ascii="Tahoma" w:hAnsi="Tahoma" w:cs="Tahoma"/>
                           <w:sz w:val="18"/>
                           <w:szCs w:val="18"/>
                         </w:rPr>
@@ -699,14 +699,14 @@
                     <w:p>
                       <w:pPr>
                         <w:rPr>
-                          <w:rFonts w:ascii="Calibri" w:hAnsi="Calibri" w:cs="Calibri"/>
+                          <w:rFonts w:ascii="Tahoma" w:hAnsi="Tahoma" w:cs="Tahoma"/>
                           <w:sz w:val="18"/>
                           <w:szCs w:val="18"/>
                         </w:rPr>
                       </w:pPr>
                       <w:r>
                         <w:rPr>
-                          <w:rFonts w:ascii="Calibri" w:hAnsi="Calibri" w:cs="Calibri"/>
+                          <w:rFonts w:ascii="Tahoma" w:hAnsi="Tahoma" w:cs="Tahoma"/>
                           <w:sz w:val="18"/>
                           <w:szCs w:val="18"/>
                         </w:rPr>
@@ -716,14 +716,14 @@
                     <w:p>
                       <w:pPr>
                         <w:rPr>
-                          <w:rFonts w:ascii="Calibri" w:hAnsi="Calibri" w:cs="Calibri"/>
+                          <w:rFonts w:ascii="Tahoma" w:hAnsi="Tahoma" w:cs="Tahoma"/>
                           <w:sz w:val="18"/>
                           <w:szCs w:val="18"/>
                         </w:rPr>
                       </w:pPr>
                       <w:r>
                         <w:rPr>
-                          <w:rFonts w:ascii="Calibri" w:hAnsi="Calibri" w:cs="Calibri"/>
+                          <w:rFonts w:ascii="Tahoma" w:hAnsi="Tahoma" w:cs="Tahoma"/>
                           <w:sz w:val="18"/>
                           <w:szCs w:val="18"/>
                         </w:rPr>
@@ -791,7 +791,7 @@
                             <w:pPr>
                               <w:spacing w:after="0"/>
                               <w:rPr>
-                                <w:rFonts w:ascii="Arial" w:hAnsi="Arial"/>
+                                <w:rFonts w:ascii="Tahoma" w:hAnsi="Tahoma"/>
                                 <w:b/>
                                 <w:bCs/>
                                 <w:szCs w:val="20"/>
@@ -800,7 +800,7 @@
                             </w:pPr>
                             <w:r>
                               <w:rPr>
-                                <w:rFonts w:ascii="Arial" w:hAnsi="Arial"/>
+                                <w:rFonts w:ascii="Tahoma" w:hAnsi="Tahoma"/>
                                 <w:b/>
                                 <w:bCs/>
                                 <w:szCs w:val="20"/>
@@ -813,14 +813,14 @@
                             <w:pPr>
                               <w:spacing w:after="0"/>
                               <w:rPr>
-                                <w:rFonts w:ascii="Arial" w:hAnsi="Arial"/>
+                                <w:rFonts w:ascii="Tahoma" w:hAnsi="Tahoma"/>
                                 <w:sz w:val="18"/>
                                 <w:szCs w:val="18"/>
                               </w:rPr>
                             </w:pPr>
                             <w:r>
                               <w:rPr>
-                                <w:rFonts w:ascii="Arial" w:hAnsi="Arial"/>
+                                <w:rFonts w:ascii="Tahoma" w:hAnsi="Tahoma"/>
                                 <w:sz w:val="18"/>
                                 <w:szCs w:val="18"/>
                               </w:rPr>
@@ -828,7 +828,7 @@
                             </w:r>
                             <w:r>
                               <w:rPr>
-                                <w:rFonts w:ascii="Arial" w:hAnsi="Arial"/>
+                                <w:rFonts w:ascii="Tahoma" w:hAnsi="Tahoma"/>
                                 <w:sz w:val="18"/>
                                 <w:szCs w:val="18"/>
                               </w:rPr>
@@ -840,14 +840,14 @@
                             <w:pPr>
                               <w:spacing w:after="0"/>
                               <w:rPr>
-                                <w:rFonts w:ascii="Arial" w:hAnsi="Arial"/>
+                                <w:rFonts w:ascii="Tahoma" w:hAnsi="Tahoma"/>
                                 <w:sz w:val="18"/>
                                 <w:szCs w:val="18"/>
                               </w:rPr>
                             </w:pPr>
                             <w:r>
                               <w:rPr>
-                                <w:rFonts w:ascii="Arial" w:hAnsi="Arial"/>
+                                <w:rFonts w:ascii="Tahoma" w:hAnsi="Tahoma"/>
                                 <w:sz w:val="18"/>
                                 <w:szCs w:val="18"/>
                               </w:rPr>
@@ -855,7 +855,7 @@
                             </w:r>
                             <w:r>
                               <w:rPr>
-                                <w:rFonts w:ascii="Arial" w:hAnsi="Arial"/>
+                                <w:rFonts w:ascii="Tahoma" w:hAnsi="Tahoma"/>
                                 <w:sz w:val="18"/>
                                 <w:szCs w:val="18"/>
                               </w:rPr>
@@ -866,14 +866,14 @@
                             <w:pPr>
                               <w:spacing w:after="0"/>
                               <w:rPr>
-                                <w:rFonts w:ascii="Arial" w:hAnsi="Arial"/>
+                                <w:rFonts w:ascii="Tahoma" w:hAnsi="Tahoma"/>
                                 <w:sz w:val="18"/>
                                 <w:szCs w:val="18"/>
                               </w:rPr>
                             </w:pPr>
                             <w:r>
                               <w:rPr>
-                                <w:rFonts w:ascii="Arial" w:hAnsi="Arial"/>
+                                <w:rFonts w:ascii="Tahoma" w:hAnsi="Tahoma"/>
                                 <w:sz w:val="18"/>
                                 <w:szCs w:val="18"/>
                               </w:rPr>
@@ -881,7 +881,7 @@
                             </w:r>
                             <w:r>
                               <w:rPr>
-                                <w:rFonts w:ascii="Arial" w:hAnsi="Arial"/>
+                                <w:rFonts w:ascii="Tahoma" w:hAnsi="Tahoma"/>
                                 <w:sz w:val="18"/>
                                 <w:szCs w:val="18"/>
                               </w:rPr>
@@ -889,7 +889,7 @@
                             </w:r>
                             <w:r>
                               <w:rPr>
-                                <w:rFonts w:ascii="Arial" w:hAnsi="Arial"/>
+                                <w:rFonts w:ascii="Tahoma" w:hAnsi="Tahoma"/>
                                 <w:sz w:val="18"/>
                                 <w:szCs w:val="18"/>
                               </w:rPr>
@@ -900,14 +900,14 @@
                             <w:pPr>
                               <w:spacing w:after="0"/>
                               <w:rPr>
-                                <w:rFonts w:ascii="Arial" w:hAnsi="Arial"/>
+                                <w:rFonts w:ascii="Tahoma" w:hAnsi="Tahoma"/>
                                 <w:sz w:val="18"/>
                                 <w:szCs w:val="18"/>
                               </w:rPr>
                             </w:pPr>
                             <w:r>
                               <w:rPr>
-                                <w:rFonts w:ascii="Arial" w:hAnsi="Arial"/>
+                                <w:rFonts w:ascii="Tahoma" w:hAnsi="Tahoma"/>
                                 <w:sz w:val="18"/>
                                 <w:szCs w:val="18"/>
                               </w:rPr>
@@ -918,14 +918,14 @@
                             <w:pPr>
                               <w:spacing w:after="0"/>
                               <w:rPr>
-                                <w:rFonts w:ascii="Arial" w:hAnsi="Arial"/>
+                                <w:rFonts w:ascii="Tahoma" w:hAnsi="Tahoma"/>
                                 <w:sz w:val="16"/>
                                 <w:szCs w:val="20"/>
                               </w:rPr>
                             </w:pPr>
                             <w:r>
                               <w:rPr>
-                                <w:rFonts w:ascii="Arial" w:hAnsi="Arial"/>
+                                <w:rFonts w:ascii="Tahoma" w:hAnsi="Tahoma"/>
                                 <w:b/>
                                 <w:bCs/>
                                 <w:szCs w:val="20"/>
@@ -934,28 +934,28 @@
                             </w:r>
                             <w:r>
                               <w:rPr>
-                                <w:rFonts w:ascii="Arial" w:hAnsi="Arial"/>
+                                <w:rFonts w:ascii="Tahoma" w:hAnsi="Tahoma"/>
                                 <w:sz w:val="18"/>
                               </w:rPr>
                               <w:t xml:space="preserve">By signature hereon, CONSULTANT and Contractor hereby confirms that this night work is being applied for and conducted within the Saudi Arabia Government legislated allowable working hours per week AND this work will be monitored by Contractor Project Manager, who is responsible for ensuring compliance with the Saudi Laws and </w:t>
                             </w:r>
                             <w:r>
                               <w:rPr>
-                                <w:rFonts w:ascii="Arial" w:hAnsi="Arial"/>
+                                <w:rFonts w:ascii="Tahoma" w:hAnsi="Tahoma"/>
                                 <w:sz w:val="18"/>
                               </w:rPr>
                               <w:t>DAN</w:t>
                             </w:r>
                             <w:r>
                               <w:rPr>
-                                <w:rFonts w:ascii="Arial" w:hAnsi="Arial"/>
+                                <w:rFonts w:ascii="Tahoma" w:hAnsi="Tahoma"/>
                                 <w:sz w:val="18"/>
                               </w:rPr>
                               <w:t xml:space="preserve"> Night &amp; Holiday Work Control Procedure</w:t>
                             </w:r>
                             <w:r>
                               <w:rPr>
-                                <w:rFonts w:ascii="Arial" w:hAnsi="Arial"/>
+                                <w:rFonts w:ascii="Tahoma" w:hAnsi="Tahoma"/>
                                 <w:sz w:val="16"/>
                                 <w:szCs w:val="20"/>
                               </w:rPr>
@@ -965,14 +965,14 @@
                           <w:p>
                             <w:pPr>
                               <w:rPr>
-                                <w:rFonts w:ascii="Arial" w:hAnsi="Arial"/>
+                                <w:rFonts w:ascii="Tahoma" w:hAnsi="Tahoma"/>
                                 <w:sz w:val="18"/>
                                 <w:szCs w:val="18"/>
                               </w:rPr>
                             </w:pPr>
                             <w:r>
                               <w:rPr>
-                                <w:rFonts w:ascii="Arial" w:hAnsi="Arial"/>
+                                <w:rFonts w:ascii="Tahoma" w:hAnsi="Tahoma"/>
                                 <w:sz w:val="18"/>
                                 <w:szCs w:val="18"/>
                               </w:rPr>
@@ -980,47 +980,47 @@
                             </w:r>
                             <w:r>
                               <w:rPr>
-                                <w:rFonts w:ascii="Arial" w:hAnsi="Arial"/>
-                                <w:sz w:val="18"/>
-                                <w:szCs w:val="18"/>
-                              </w:rPr>
-                              <w:tab/>
-                            </w:r>
-                            <w:r>
-                              <w:rPr>
-                                <w:rFonts w:ascii="Arial" w:hAnsi="Arial"/>
-                                <w:sz w:val="18"/>
-                                <w:szCs w:val="18"/>
-                              </w:rPr>
-                              <w:tab/>
-                            </w:r>
-                            <w:r>
-                              <w:rPr>
-                                <w:rFonts w:ascii="Arial" w:hAnsi="Arial"/>
-                                <w:sz w:val="18"/>
-                                <w:szCs w:val="18"/>
-                              </w:rPr>
-                              <w:tab/>
-                            </w:r>
-                            <w:r>
-                              <w:rPr>
-                                <w:rFonts w:ascii="Arial" w:hAnsi="Arial"/>
-                                <w:sz w:val="18"/>
-                                <w:szCs w:val="18"/>
-                              </w:rPr>
-                              <w:tab/>
-                            </w:r>
-                            <w:r>
-                              <w:rPr>
-                                <w:rFonts w:ascii="Arial" w:hAnsi="Arial"/>
-                                <w:sz w:val="18"/>
-                                <w:szCs w:val="18"/>
-                              </w:rPr>
-                              <w:tab/>
-                            </w:r>
-                            <w:r>
-                              <w:rPr>
-                                <w:rFonts w:ascii="Arial" w:hAnsi="Arial"/>
+                                <w:rFonts w:ascii="Tahoma" w:hAnsi="Tahoma"/>
+                                <w:sz w:val="18"/>
+                                <w:szCs w:val="18"/>
+                              </w:rPr>
+                              <w:tab/>
+                            </w:r>
+                            <w:r>
+                              <w:rPr>
+                                <w:rFonts w:ascii="Tahoma" w:hAnsi="Tahoma"/>
+                                <w:sz w:val="18"/>
+                                <w:szCs w:val="18"/>
+                              </w:rPr>
+                              <w:tab/>
+                            </w:r>
+                            <w:r>
+                              <w:rPr>
+                                <w:rFonts w:ascii="Tahoma" w:hAnsi="Tahoma"/>
+                                <w:sz w:val="18"/>
+                                <w:szCs w:val="18"/>
+                              </w:rPr>
+                              <w:tab/>
+                            </w:r>
+                            <w:r>
+                              <w:rPr>
+                                <w:rFonts w:ascii="Tahoma" w:hAnsi="Tahoma"/>
+                                <w:sz w:val="18"/>
+                                <w:szCs w:val="18"/>
+                              </w:rPr>
+                              <w:tab/>
+                            </w:r>
+                            <w:r>
+                              <w:rPr>
+                                <w:rFonts w:ascii="Tahoma" w:hAnsi="Tahoma"/>
+                                <w:sz w:val="18"/>
+                                <w:szCs w:val="18"/>
+                              </w:rPr>
+                              <w:tab/>
+                            </w:r>
+                            <w:r>
+                              <w:rPr>
+                                <w:rFonts w:ascii="Tahoma" w:hAnsi="Tahoma"/>
                                 <w:sz w:val="18"/>
                                 <w:szCs w:val="18"/>
                               </w:rPr>
@@ -1031,14 +1031,14 @@
                           <w:p>
                             <w:pPr>
                               <w:rPr>
-                                <w:rFonts w:ascii="Arial" w:hAnsi="Arial"/>
+                                <w:rFonts w:ascii="Tahoma" w:hAnsi="Tahoma"/>
                                 <w:sz w:val="18"/>
                                 <w:szCs w:val="18"/>
                               </w:rPr>
                             </w:pPr>
                             <w:r>
                               <w:rPr>
-                                <w:rFonts w:ascii="Arial" w:hAnsi="Arial"/>
+                                <w:rFonts w:ascii="Tahoma" w:hAnsi="Tahoma"/>
                                 <w:sz w:val="18"/>
                                 <w:szCs w:val="18"/>
                               </w:rPr>
@@ -1046,23 +1046,23 @@
                             </w:r>
                             <w:r>
                               <w:rPr>
-                                <w:rFonts w:ascii="Arial" w:hAnsi="Arial"/>
-                                <w:sz w:val="18"/>
-                                <w:szCs w:val="18"/>
-                              </w:rPr>
-                              <w:tab/>
-                            </w:r>
-                            <w:r>
-                              <w:rPr>
-                                <w:rFonts w:ascii="Arial" w:hAnsi="Arial"/>
-                                <w:sz w:val="18"/>
-                                <w:szCs w:val="18"/>
-                              </w:rPr>
-                              <w:tab/>
-                            </w:r>
-                            <w:r>
-                              <w:rPr>
-                                <w:rFonts w:ascii="Arial" w:hAnsi="Arial"/>
+                                <w:rFonts w:ascii="Tahoma" w:hAnsi="Tahoma"/>
+                                <w:sz w:val="18"/>
+                                <w:szCs w:val="18"/>
+                              </w:rPr>
+                              <w:tab/>
+                            </w:r>
+                            <w:r>
+                              <w:rPr>
+                                <w:rFonts w:ascii="Tahoma" w:hAnsi="Tahoma"/>
+                                <w:sz w:val="18"/>
+                                <w:szCs w:val="18"/>
+                              </w:rPr>
+                              <w:tab/>
+                            </w:r>
+                            <w:r>
+                              <w:rPr>
+                                <w:rFonts w:ascii="Tahoma" w:hAnsi="Tahoma"/>
                                 <w:sz w:val="18"/>
                                 <w:szCs w:val="18"/>
                               </w:rPr>
@@ -1071,7 +1071,7 @@
                             </w:r>
                             <w:r>
                               <w:rPr>
-                                <w:rFonts w:ascii="Arial" w:hAnsi="Arial"/>
+                                <w:rFonts w:ascii="Tahoma" w:hAnsi="Tahoma"/>
                                 <w:sz w:val="18"/>
                                 <w:szCs w:val="18"/>
                               </w:rPr>
@@ -1079,7 +1079,7 @@
                             </w:r>
                             <w:r>
                               <w:rPr>
-                                <w:rFonts w:ascii="Arial" w:hAnsi="Arial"/>
+                                <w:rFonts w:ascii="Tahoma" w:hAnsi="Tahoma"/>
                                 <w:sz w:val="18"/>
                                 <w:szCs w:val="18"/>
                               </w:rPr>
@@ -1087,7 +1087,7 @@
                             </w:r>
                             <w:r>
                               <w:rPr>
-                                <w:rFonts w:ascii="Arial" w:hAnsi="Arial"/>
+                                <w:rFonts w:ascii="Tahoma" w:hAnsi="Tahoma"/>
                                 <w:sz w:val="18"/>
                                 <w:szCs w:val="18"/>
                               </w:rPr>
@@ -1097,7 +1097,7 @@
                           <w:p>
                             <w:pPr>
                               <w:rPr>
-                                <w:rFonts w:ascii="Arial" w:hAnsi="Arial"/>
+                                <w:rFonts w:ascii="Tahoma" w:hAnsi="Tahoma"/>
                                 <w:b/>
                                 <w:bCs/>
                                 <w:szCs w:val="20"/>
@@ -1125,7 +1125,7 @@
                       <w:pPr>
                         <w:spacing w:after="0"/>
                         <w:rPr>
-                          <w:rFonts w:ascii="Arial" w:hAnsi="Arial"/>
+                          <w:rFonts w:ascii="Tahoma" w:hAnsi="Tahoma"/>
                           <w:b/>
                           <w:bCs/>
                           <w:szCs w:val="20"/>
@@ -1134,7 +1134,7 @@
                       </w:pPr>
                       <w:r>
                         <w:rPr>
-                          <w:rFonts w:ascii="Arial" w:hAnsi="Arial"/>
+                          <w:rFonts w:ascii="Tahoma" w:hAnsi="Tahoma"/>
                           <w:b/>
                           <w:bCs/>
                           <w:szCs w:val="20"/>
@@ -1147,14 +1147,14 @@
                       <w:pPr>
                         <w:spacing w:after="0"/>
                         <w:rPr>
-                          <w:rFonts w:ascii="Arial" w:hAnsi="Arial"/>
+                          <w:rFonts w:ascii="Tahoma" w:hAnsi="Tahoma"/>
                           <w:sz w:val="18"/>
                           <w:szCs w:val="18"/>
                         </w:rPr>
                       </w:pPr>
                       <w:r>
                         <w:rPr>
-                          <w:rFonts w:ascii="Arial" w:hAnsi="Arial"/>
+                          <w:rFonts w:ascii="Tahoma" w:hAnsi="Tahoma"/>
                           <w:sz w:val="18"/>
                           <w:szCs w:val="18"/>
                         </w:rPr>
@@ -1162,7 +1162,7 @@
                       </w:r>
                       <w:r>
                         <w:rPr>
-                          <w:rFonts w:ascii="Arial" w:hAnsi="Arial"/>
+                          <w:rFonts w:ascii="Tahoma" w:hAnsi="Tahoma"/>
                           <w:sz w:val="18"/>
                           <w:szCs w:val="18"/>
                         </w:rPr>
@@ -1174,14 +1174,14 @@
                       <w:pPr>
                         <w:spacing w:after="0"/>
                         <w:rPr>
-                          <w:rFonts w:ascii="Arial" w:hAnsi="Arial"/>
+                          <w:rFonts w:ascii="Tahoma" w:hAnsi="Tahoma"/>
                           <w:sz w:val="18"/>
                           <w:szCs w:val="18"/>
                         </w:rPr>
                       </w:pPr>
                       <w:r>
                         <w:rPr>
-                          <w:rFonts w:ascii="Arial" w:hAnsi="Arial"/>
+                          <w:rFonts w:ascii="Tahoma" w:hAnsi="Tahoma"/>
                           <w:sz w:val="18"/>
                           <w:szCs w:val="18"/>
                         </w:rPr>
@@ -1189,7 +1189,7 @@
                       </w:r>
                       <w:r>
                         <w:rPr>
-                          <w:rFonts w:ascii="Arial" w:hAnsi="Arial"/>
+                          <w:rFonts w:ascii="Tahoma" w:hAnsi="Tahoma"/>
                           <w:sz w:val="18"/>
                           <w:szCs w:val="18"/>
                         </w:rPr>
@@ -1200,14 +1200,14 @@
                       <w:pPr>
                         <w:spacing w:after="0"/>
                         <w:rPr>
-                          <w:rFonts w:ascii="Arial" w:hAnsi="Arial"/>
+                          <w:rFonts w:ascii="Tahoma" w:hAnsi="Tahoma"/>
                           <w:sz w:val="18"/>
                           <w:szCs w:val="18"/>
                         </w:rPr>
                       </w:pPr>
                       <w:r>
                         <w:rPr>
-                          <w:rFonts w:ascii="Arial" w:hAnsi="Arial"/>
+                          <w:rFonts w:ascii="Tahoma" w:hAnsi="Tahoma"/>
                           <w:sz w:val="18"/>
                           <w:szCs w:val="18"/>
                         </w:rPr>
@@ -1215,7 +1215,7 @@
                       </w:r>
                       <w:r>
                         <w:rPr>
-                          <w:rFonts w:ascii="Arial" w:hAnsi="Arial"/>
+                          <w:rFonts w:ascii="Tahoma" w:hAnsi="Tahoma"/>
                           <w:sz w:val="18"/>
                           <w:szCs w:val="18"/>
                         </w:rPr>
@@ -1223,7 +1223,7 @@
                       </w:r>
                       <w:r>
                         <w:rPr>
-                          <w:rFonts w:ascii="Arial" w:hAnsi="Arial"/>
+                          <w:rFonts w:ascii="Tahoma" w:hAnsi="Tahoma"/>
                           <w:sz w:val="18"/>
                           <w:szCs w:val="18"/>
                         </w:rPr>
@@ -1234,14 +1234,14 @@
                       <w:pPr>
                         <w:spacing w:after="0"/>
                         <w:rPr>
-                          <w:rFonts w:ascii="Arial" w:hAnsi="Arial"/>
+                          <w:rFonts w:ascii="Tahoma" w:hAnsi="Tahoma"/>
                           <w:sz w:val="18"/>
                           <w:szCs w:val="18"/>
                         </w:rPr>
                       </w:pPr>
                       <w:r>
                         <w:rPr>
-                          <w:rFonts w:ascii="Arial" w:hAnsi="Arial"/>
+                          <w:rFonts w:ascii="Tahoma" w:hAnsi="Tahoma"/>
                           <w:sz w:val="18"/>
                           <w:szCs w:val="18"/>
                         </w:rPr>
@@ -1252,14 +1252,14 @@
                       <w:pPr>
                         <w:spacing w:after="0"/>
                         <w:rPr>
-                          <w:rFonts w:ascii="Arial" w:hAnsi="Arial"/>
+                          <w:rFonts w:ascii="Tahoma" w:hAnsi="Tahoma"/>
                           <w:sz w:val="16"/>
                           <w:szCs w:val="20"/>
                         </w:rPr>
                       </w:pPr>
                       <w:r>
                         <w:rPr>
-                          <w:rFonts w:ascii="Arial" w:hAnsi="Arial"/>
+                          <w:rFonts w:ascii="Tahoma" w:hAnsi="Tahoma"/>
                           <w:b/>
                           <w:bCs/>
                           <w:szCs w:val="20"/>
@@ -1268,28 +1268,28 @@
                       </w:r>
                       <w:r>
                         <w:rPr>
-                          <w:rFonts w:ascii="Arial" w:hAnsi="Arial"/>
+                          <w:rFonts w:ascii="Tahoma" w:hAnsi="Tahoma"/>
                           <w:sz w:val="18"/>
                         </w:rPr>
                         <w:t xml:space="preserve">By signature hereon, CONSULTANT and Contractor hereby confirms that this night work is being applied for and conducted within the Saudi Arabia Government legislated allowable working hours per week AND this work will be monitored by Contractor Project Manager, who is responsible for ensuring compliance with the Saudi Laws and </w:t>
                       </w:r>
                       <w:r>
                         <w:rPr>
-                          <w:rFonts w:ascii="Arial" w:hAnsi="Arial"/>
+                          <w:rFonts w:ascii="Tahoma" w:hAnsi="Tahoma"/>
                           <w:sz w:val="18"/>
                         </w:rPr>
                         <w:t>DAN</w:t>
                       </w:r>
                       <w:r>
                         <w:rPr>
-                          <w:rFonts w:ascii="Arial" w:hAnsi="Arial"/>
+                          <w:rFonts w:ascii="Tahoma" w:hAnsi="Tahoma"/>
                           <w:sz w:val="18"/>
                         </w:rPr>
                         <w:t xml:space="preserve"> Night &amp; Holiday Work Control Procedure</w:t>
                       </w:r>
                       <w:r>
                         <w:rPr>
-                          <w:rFonts w:ascii="Arial" w:hAnsi="Arial"/>
+                          <w:rFonts w:ascii="Tahoma" w:hAnsi="Tahoma"/>
                           <w:sz w:val="16"/>
                           <w:szCs w:val="20"/>
                         </w:rPr>
@@ -1299,14 +1299,14 @@
                     <w:p>
                       <w:pPr>
                         <w:rPr>
-                          <w:rFonts w:ascii="Arial" w:hAnsi="Arial"/>
+                          <w:rFonts w:ascii="Tahoma" w:hAnsi="Tahoma"/>
                           <w:sz w:val="18"/>
                           <w:szCs w:val="18"/>
                         </w:rPr>
                       </w:pPr>
                       <w:r>
                         <w:rPr>
-                          <w:rFonts w:ascii="Arial" w:hAnsi="Arial"/>
+                          <w:rFonts w:ascii="Tahoma" w:hAnsi="Tahoma"/>
                           <w:sz w:val="18"/>
                           <w:szCs w:val="18"/>
                         </w:rPr>
@@ -1314,47 +1314,47 @@
                       </w:r>
                       <w:r>
                         <w:rPr>
-                          <w:rFonts w:ascii="Arial" w:hAnsi="Arial"/>
-                          <w:sz w:val="18"/>
-                          <w:szCs w:val="18"/>
-                        </w:rPr>
-                        <w:tab/>
-                      </w:r>
-                      <w:r>
-                        <w:rPr>
-                          <w:rFonts w:ascii="Arial" w:hAnsi="Arial"/>
-                          <w:sz w:val="18"/>
-                          <w:szCs w:val="18"/>
-                        </w:rPr>
-                        <w:tab/>
-                      </w:r>
-                      <w:r>
-                        <w:rPr>
-                          <w:rFonts w:ascii="Arial" w:hAnsi="Arial"/>
-                          <w:sz w:val="18"/>
-                          <w:szCs w:val="18"/>
-                        </w:rPr>
-                        <w:tab/>
-                      </w:r>
-                      <w:r>
-                        <w:rPr>
-                          <w:rFonts w:ascii="Arial" w:hAnsi="Arial"/>
-                          <w:sz w:val="18"/>
-                          <w:szCs w:val="18"/>
-                        </w:rPr>
-                        <w:tab/>
-                      </w:r>
-                      <w:r>
-                        <w:rPr>
-                          <w:rFonts w:ascii="Arial" w:hAnsi="Arial"/>
-                          <w:sz w:val="18"/>
-                          <w:szCs w:val="18"/>
-                        </w:rPr>
-                        <w:tab/>
-                      </w:r>
-                      <w:r>
-                        <w:rPr>
-                          <w:rFonts w:ascii="Arial" w:hAnsi="Arial"/>
+                          <w:rFonts w:ascii="Tahoma" w:hAnsi="Tahoma"/>
+                          <w:sz w:val="18"/>
+                          <w:szCs w:val="18"/>
+                        </w:rPr>
+                        <w:tab/>
+                      </w:r>
+                      <w:r>
+                        <w:rPr>
+                          <w:rFonts w:ascii="Tahoma" w:hAnsi="Tahoma"/>
+                          <w:sz w:val="18"/>
+                          <w:szCs w:val="18"/>
+                        </w:rPr>
+                        <w:tab/>
+                      </w:r>
+                      <w:r>
+                        <w:rPr>
+                          <w:rFonts w:ascii="Tahoma" w:hAnsi="Tahoma"/>
+                          <w:sz w:val="18"/>
+                          <w:szCs w:val="18"/>
+                        </w:rPr>
+                        <w:tab/>
+                      </w:r>
+                      <w:r>
+                        <w:rPr>
+                          <w:rFonts w:ascii="Tahoma" w:hAnsi="Tahoma"/>
+                          <w:sz w:val="18"/>
+                          <w:szCs w:val="18"/>
+                        </w:rPr>
+                        <w:tab/>
+                      </w:r>
+                      <w:r>
+                        <w:rPr>
+                          <w:rFonts w:ascii="Tahoma" w:hAnsi="Tahoma"/>
+                          <w:sz w:val="18"/>
+                          <w:szCs w:val="18"/>
+                        </w:rPr>
+                        <w:tab/>
+                      </w:r>
+                      <w:r>
+                        <w:rPr>
+                          <w:rFonts w:ascii="Tahoma" w:hAnsi="Tahoma"/>
                           <w:sz w:val="18"/>
                           <w:szCs w:val="18"/>
                         </w:rPr>
@@ -1365,14 +1365,14 @@
                     <w:p>
                       <w:pPr>
                         <w:rPr>
-                          <w:rFonts w:ascii="Arial" w:hAnsi="Arial"/>
+                          <w:rFonts w:ascii="Tahoma" w:hAnsi="Tahoma"/>
                           <w:sz w:val="18"/>
                           <w:szCs w:val="18"/>
                         </w:rPr>
                       </w:pPr>
                       <w:r>
                         <w:rPr>
-                          <w:rFonts w:ascii="Arial" w:hAnsi="Arial"/>
+                          <w:rFonts w:ascii="Tahoma" w:hAnsi="Tahoma"/>
                           <w:sz w:val="18"/>
                           <w:szCs w:val="18"/>
                         </w:rPr>
@@ -1380,23 +1380,23 @@
                       </w:r>
                       <w:r>
                         <w:rPr>
-                          <w:rFonts w:ascii="Arial" w:hAnsi="Arial"/>
-                          <w:sz w:val="18"/>
-                          <w:szCs w:val="18"/>
-                        </w:rPr>
-                        <w:tab/>
-                      </w:r>
-                      <w:r>
-                        <w:rPr>
-                          <w:rFonts w:ascii="Arial" w:hAnsi="Arial"/>
-                          <w:sz w:val="18"/>
-                          <w:szCs w:val="18"/>
-                        </w:rPr>
-                        <w:tab/>
-                      </w:r>
-                      <w:r>
-                        <w:rPr>
-                          <w:rFonts w:ascii="Arial" w:hAnsi="Arial"/>
+                          <w:rFonts w:ascii="Tahoma" w:hAnsi="Tahoma"/>
+                          <w:sz w:val="18"/>
+                          <w:szCs w:val="18"/>
+                        </w:rPr>
+                        <w:tab/>
+                      </w:r>
+                      <w:r>
+                        <w:rPr>
+                          <w:rFonts w:ascii="Tahoma" w:hAnsi="Tahoma"/>
+                          <w:sz w:val="18"/>
+                          <w:szCs w:val="18"/>
+                        </w:rPr>
+                        <w:tab/>
+                      </w:r>
+                      <w:r>
+                        <w:rPr>
+                          <w:rFonts w:ascii="Tahoma" w:hAnsi="Tahoma"/>
                           <w:sz w:val="18"/>
                           <w:szCs w:val="18"/>
                         </w:rPr>
@@ -1405,7 +1405,7 @@
                       </w:r>
                       <w:r>
                         <w:rPr>
-                          <w:rFonts w:ascii="Arial" w:hAnsi="Arial"/>
+                          <w:rFonts w:ascii="Tahoma" w:hAnsi="Tahoma"/>
                           <w:sz w:val="18"/>
                           <w:szCs w:val="18"/>
                         </w:rPr>
@@ -1413,7 +1413,7 @@
                       </w:r>
                       <w:r>
                         <w:rPr>
-                          <w:rFonts w:ascii="Arial" w:hAnsi="Arial"/>
+                          <w:rFonts w:ascii="Tahoma" w:hAnsi="Tahoma"/>
                           <w:sz w:val="18"/>
                           <w:szCs w:val="18"/>
                         </w:rPr>
@@ -1421,7 +1421,7 @@
                       </w:r>
                       <w:r>
                         <w:rPr>
-                          <w:rFonts w:ascii="Arial" w:hAnsi="Arial"/>
+                          <w:rFonts w:ascii="Tahoma" w:hAnsi="Tahoma"/>
                           <w:sz w:val="18"/>
                           <w:szCs w:val="18"/>
                         </w:rPr>
@@ -1431,7 +1431,7 @@
                     <w:p>
                       <w:pPr>
                         <w:rPr>
-                          <w:rFonts w:ascii="Arial" w:hAnsi="Arial"/>
+                          <w:rFonts w:ascii="Tahoma" w:hAnsi="Tahoma"/>
                           <w:b/>
                           <w:bCs/>
                           <w:szCs w:val="20"/>
@@ -1500,7 +1500,7 @@
                             <w:pPr>
                               <w:spacing w:after="0"/>
                               <w:rPr>
-                                <w:rFonts w:ascii="Calibri" w:hAnsi="Calibri"/>
+                                <w:rFonts w:ascii="Tahoma" w:hAnsi="Tahoma"/>
                                 <w:b/>
                                 <w:bCs/>
                                 <w:szCs w:val="20"/>
@@ -1509,7 +1509,7 @@
                             </w:pPr>
                             <w:r>
                               <w:rPr>
-                                <w:rFonts w:ascii="Calibri" w:hAnsi="Calibri"/>
+                                <w:rFonts w:ascii="Tahoma" w:hAnsi="Tahoma"/>
                                 <w:b/>
                                 <w:bCs/>
                                 <w:szCs w:val="20"/>
@@ -1522,7 +1522,7 @@
                             <w:pPr>
                               <w:spacing w:after="0" w:line="240" w:lineRule="auto"/>
                               <w:rPr>
-                                <w:rFonts w:ascii="Calibri" w:hAnsi="Calibri"/>
+                                <w:rFonts w:ascii="Tahoma" w:hAnsi="Tahoma"/>
                                 <w:b/>
                                 <w:bCs/>
                                 <w:szCs w:val="20"/>
@@ -1531,7 +1531,7 @@
                             </w:pPr>
                             <w:r>
                               <w:rPr>
-                                <w:rFonts w:ascii="Calibri" w:hAnsi="Calibri"/>
+                                <w:rFonts w:ascii="Tahoma" w:hAnsi="Tahoma"/>
                                 <w:b/>
                                 <w:bCs/>
                                 <w:szCs w:val="20"/>
@@ -1544,14 +1544,14 @@
                             <w:pPr>
                               <w:spacing w:after="0" w:line="240" w:lineRule="auto"/>
                               <w:rPr>
-                                <w:rFonts w:ascii="Calibri" w:hAnsi="Calibri"/>
+                                <w:rFonts w:ascii="Tahoma" w:hAnsi="Tahoma"/>
                                 <w:b/>
                                 <w:szCs w:val="20"/>
                               </w:rPr>
                             </w:pPr>
                             <w:r>
                               <w:rPr>
-                                <w:rFonts w:ascii="Calibri" w:hAnsi="Calibri"/>
+                                <w:rFonts w:ascii="Tahoma" w:hAnsi="Tahoma"/>
                                 <w:b/>
                                 <w:szCs w:val="20"/>
                               </w:rPr>
@@ -1559,7 +1559,7 @@
                             </w:r>
                             <w:r>
                               <w:rPr>
-                                <w:rFonts w:ascii="Calibri" w:hAnsi="Calibri"/>
+                                <w:rFonts w:ascii="Tahoma" w:hAnsi="Tahoma"/>
                                 <w:b/>
                                 <w:szCs w:val="20"/>
                               </w:rPr>
@@ -1567,7 +1567,7 @@
                             </w:r>
                             <w:r>
                               <w:rPr>
-                                <w:rFonts w:ascii="Calibri" w:hAnsi="Calibri"/>
+                                <w:rFonts w:ascii="Tahoma" w:hAnsi="Tahoma"/>
                                 <w:b/>
                                 <w:szCs w:val="20"/>
                               </w:rPr>
@@ -1575,7 +1575,7 @@
                             </w:r>
                             <w:r>
                               <w:rPr>
-                                <w:rFonts w:ascii="Calibri" w:hAnsi="Calibri"/>
+                                <w:rFonts w:ascii="Tahoma" w:hAnsi="Tahoma"/>
                                 <w:b/>
                                 <w:szCs w:val="20"/>
                               </w:rPr>
@@ -1583,7 +1583,7 @@
                             </w:r>
                             <w:r>
                               <w:rPr>
-                                <w:rFonts w:ascii="Calibri" w:hAnsi="Calibri"/>
+                                <w:rFonts w:ascii="Tahoma" w:hAnsi="Tahoma"/>
                                 <w:b/>
                                 <w:szCs w:val="20"/>
                               </w:rPr>
@@ -1591,7 +1591,7 @@
                             </w:r>
                             <w:r>
                               <w:rPr>
-                                <w:rFonts w:ascii="Calibri" w:hAnsi="Calibri"/>
+                                <w:rFonts w:ascii="Tahoma" w:hAnsi="Tahoma"/>
                                 <w:b/>
                                 <w:szCs w:val="20"/>
                               </w:rPr>
@@ -1599,7 +1599,7 @@
                             </w:r>
                             <w:r>
                               <w:rPr>
-                                <w:rFonts w:ascii="Calibri" w:hAnsi="Calibri"/>
+                                <w:rFonts w:ascii="Tahoma" w:hAnsi="Tahoma"/>
                                 <w:b/>
                                 <w:szCs w:val="20"/>
                               </w:rPr>
@@ -1607,7 +1607,7 @@
                             </w:r>
                             <w:r>
                               <w:rPr>
-                                <w:rFonts w:ascii="Calibri" w:hAnsi="Calibri"/>
+                                <w:rFonts w:ascii="Tahoma" w:hAnsi="Tahoma"/>
                                 <w:b/>
                                 <w:szCs w:val="20"/>
                               </w:rPr>
@@ -1619,41 +1619,41 @@
                             <w:pPr>
                               <w:spacing w:after="0" w:line="240" w:lineRule="auto"/>
                               <w:rPr>
-                                <w:rFonts w:ascii="Calibri" w:hAnsi="Calibri"/>
+                                <w:rFonts w:ascii="Tahoma" w:hAnsi="Tahoma"/>
                                 <w:szCs w:val="20"/>
                               </w:rPr>
                             </w:pPr>
                             <w:r>
                               <w:rPr>
-                                <w:rFonts w:ascii="Calibri" w:hAnsi="Calibri"/>
+                                <w:rFonts w:ascii="Tahoma" w:hAnsi="Tahoma"/>
                                 <w:szCs w:val="20"/>
                               </w:rPr>
                               <w:t>__________________________</w:t>
                             </w:r>
                             <w:r>
                               <w:rPr>
-                                <w:rFonts w:ascii="Calibri" w:hAnsi="Calibri"/>
-                                <w:szCs w:val="20"/>
-                              </w:rPr>
-                              <w:tab/>
-                            </w:r>
-                            <w:r>
-                              <w:rPr>
-                                <w:rFonts w:ascii="Calibri" w:hAnsi="Calibri"/>
-                                <w:szCs w:val="20"/>
-                              </w:rPr>
-                              <w:tab/>
-                            </w:r>
-                            <w:r>
-                              <w:rPr>
-                                <w:rFonts w:ascii="Calibri" w:hAnsi="Calibri"/>
-                                <w:szCs w:val="20"/>
-                              </w:rPr>
-                              <w:tab/>
-                            </w:r>
-                            <w:r>
-                              <w:rPr>
-                                <w:rFonts w:ascii="Calibri" w:hAnsi="Calibri"/>
+                                <w:rFonts w:ascii="Tahoma" w:hAnsi="Tahoma"/>
+                                <w:szCs w:val="20"/>
+                              </w:rPr>
+                              <w:tab/>
+                            </w:r>
+                            <w:r>
+                              <w:rPr>
+                                <w:rFonts w:ascii="Tahoma" w:hAnsi="Tahoma"/>
+                                <w:szCs w:val="20"/>
+                              </w:rPr>
+                              <w:tab/>
+                            </w:r>
+                            <w:r>
+                              <w:rPr>
+                                <w:rFonts w:ascii="Tahoma" w:hAnsi="Tahoma"/>
+                                <w:szCs w:val="20"/>
+                              </w:rPr>
+                              <w:tab/>
+                            </w:r>
+                            <w:r>
+                              <w:rPr>
+                                <w:rFonts w:ascii="Tahoma" w:hAnsi="Tahoma"/>
                                 <w:szCs w:val="20"/>
                               </w:rPr>
                               <w:tab/>
@@ -1664,41 +1664,41 @@
                             <w:pPr>
                               <w:spacing w:after="0" w:line="240" w:lineRule="auto"/>
                               <w:rPr>
-                                <w:rFonts w:ascii="Calibri" w:hAnsi="Calibri"/>
+                                <w:rFonts w:ascii="Tahoma" w:hAnsi="Tahoma"/>
                                 <w:szCs w:val="20"/>
                               </w:rPr>
                             </w:pPr>
                             <w:r>
                               <w:rPr>
-                                <w:rFonts w:ascii="Calibri" w:hAnsi="Calibri"/>
+                                <w:rFonts w:ascii="Tahoma" w:hAnsi="Tahoma"/>
                                 <w:szCs w:val="20"/>
                               </w:rPr>
                               <w:t xml:space="preserve">Project Director/His delegate </w:t>
                             </w:r>
                             <w:r>
                               <w:rPr>
-                                <w:rFonts w:ascii="Calibri" w:hAnsi="Calibri"/>
-                                <w:szCs w:val="20"/>
-                              </w:rPr>
-                              <w:tab/>
-                            </w:r>
-                            <w:r>
-                              <w:rPr>
-                                <w:rFonts w:ascii="Calibri" w:hAnsi="Calibri"/>
-                                <w:szCs w:val="20"/>
-                              </w:rPr>
-                              <w:tab/>
-                            </w:r>
-                            <w:r>
-                              <w:rPr>
-                                <w:rFonts w:ascii="Calibri" w:hAnsi="Calibri"/>
-                                <w:szCs w:val="20"/>
-                              </w:rPr>
-                              <w:tab/>
-                            </w:r>
-                            <w:r>
-                              <w:rPr>
-                                <w:rFonts w:ascii="Calibri" w:hAnsi="Calibri"/>
+                                <w:rFonts w:ascii="Tahoma" w:hAnsi="Tahoma"/>
+                                <w:szCs w:val="20"/>
+                              </w:rPr>
+                              <w:tab/>
+                            </w:r>
+                            <w:r>
+                              <w:rPr>
+                                <w:rFonts w:ascii="Tahoma" w:hAnsi="Tahoma"/>
+                                <w:szCs w:val="20"/>
+                              </w:rPr>
+                              <w:tab/>
+                            </w:r>
+                            <w:r>
+                              <w:rPr>
+                                <w:rFonts w:ascii="Tahoma" w:hAnsi="Tahoma"/>
+                                <w:szCs w:val="20"/>
+                              </w:rPr>
+                              <w:tab/>
+                            </w:r>
+                            <w:r>
+                              <w:rPr>
+                                <w:rFonts w:ascii="Tahoma" w:hAnsi="Tahoma"/>
                                 <w:szCs w:val="20"/>
                               </w:rPr>
                               <w:tab/>
@@ -1706,14 +1706,14 @@
                             </w:r>
                             <w:r>
                               <w:rPr>
-                                <w:rFonts w:ascii="Calibri" w:hAnsi="Calibri"/>
+                                <w:rFonts w:ascii="Tahoma" w:hAnsi="Tahoma"/>
                                 <w:szCs w:val="20"/>
                               </w:rPr>
                               <w:t>PMC</w:t>
                             </w:r>
                             <w:r>
                               <w:rPr>
-                                <w:rFonts w:ascii="Calibri" w:hAnsi="Calibri"/>
+                                <w:rFonts w:ascii="Tahoma" w:hAnsi="Tahoma"/>
                                 <w:szCs w:val="20"/>
                               </w:rPr>
                               <w:t xml:space="preserve"> Project HSE </w:t>
@@ -1723,13 +1723,13 @@
                             <w:pPr>
                               <w:spacing w:after="0" w:line="240" w:lineRule="auto"/>
                               <w:rPr>
-                                <w:rFonts w:ascii="Calibri" w:hAnsi="Calibri"/>
+                                <w:rFonts w:ascii="Tahoma" w:hAnsi="Tahoma"/>
                                 <w:szCs w:val="20"/>
                               </w:rPr>
                             </w:pPr>
                             <w:r>
                               <w:rPr>
-                                <w:rFonts w:ascii="Calibri" w:hAnsi="Calibri"/>
+                                <w:rFonts w:ascii="Tahoma" w:hAnsi="Tahoma"/>
                                 <w:b/>
                                 <w:bCs/>
                                 <w:szCs w:val="20"/>
@@ -1738,7 +1738,7 @@
                             </w:r>
                             <w:r>
                               <w:rPr>
-                                <w:rFonts w:ascii="Calibri" w:hAnsi="Calibri"/>
+                                <w:rFonts w:ascii="Tahoma" w:hAnsi="Tahoma"/>
                                 <w:b/>
                                 <w:bCs/>
                                 <w:szCs w:val="20"/>
@@ -1747,7 +1747,7 @@
                             </w:r>
                             <w:r>
                               <w:rPr>
-                                <w:rFonts w:ascii="Calibri" w:hAnsi="Calibri"/>
+                                <w:rFonts w:ascii="Tahoma" w:hAnsi="Tahoma"/>
                                 <w:szCs w:val="20"/>
                               </w:rPr>
                               <w:t>__________________________________________________________________________________</w:t>
@@ -1757,13 +1757,13 @@
                             <w:pPr>
                               <w:spacing w:after="0" w:line="240" w:lineRule="auto"/>
                               <w:rPr>
-                                <w:rFonts w:ascii="Calibri" w:hAnsi="Calibri"/>
+                                <w:rFonts w:ascii="Tahoma" w:hAnsi="Tahoma"/>
                                 <w:szCs w:val="20"/>
                               </w:rPr>
                             </w:pPr>
                             <w:r>
                               <w:rPr>
-                                <w:rFonts w:ascii="Calibri" w:hAnsi="Calibri"/>
+                                <w:rFonts w:ascii="Tahoma" w:hAnsi="Tahoma"/>
                                 <w:szCs w:val="20"/>
                               </w:rPr>
                               <w:t>__________________________________________________________________________________</w:t>
@@ -1773,7 +1773,7 @@
                             <w:pPr>
                               <w:spacing w:after="0" w:line="240" w:lineRule="auto"/>
                               <w:rPr>
-                                <w:rFonts w:ascii="Calibri" w:hAnsi="Calibri"/>
+                                <w:rFonts w:ascii="Tahoma" w:hAnsi="Tahoma"/>
                                 <w:b/>
                                 <w:szCs w:val="20"/>
                               </w:rPr>
@@ -1783,14 +1783,14 @@
                             <w:pPr>
                               <w:spacing w:after="0" w:line="240" w:lineRule="auto"/>
                               <w:rPr>
-                                <w:rFonts w:ascii="Calibri" w:hAnsi="Calibri"/>
+                                <w:rFonts w:ascii="Tahoma" w:hAnsi="Tahoma"/>
                                 <w:b/>
                                 <w:szCs w:val="20"/>
                               </w:rPr>
                             </w:pPr>
                             <w:r>
                               <w:rPr>
-                                <w:rFonts w:ascii="Calibri" w:hAnsi="Calibri"/>
+                                <w:rFonts w:ascii="Tahoma" w:hAnsi="Tahoma"/>
                                 <w:b/>
                                 <w:szCs w:val="20"/>
                               </w:rPr>
@@ -1798,7 +1798,7 @@
                             </w:r>
                             <w:r>
                               <w:rPr>
-                                <w:rFonts w:ascii="Calibri" w:hAnsi="Calibri"/>
+                                <w:rFonts w:ascii="Tahoma" w:hAnsi="Tahoma"/>
                                 <w:b/>
                                 <w:szCs w:val="20"/>
                               </w:rPr>
@@ -1806,7 +1806,7 @@
                             </w:r>
                             <w:r>
                               <w:rPr>
-                                <w:rFonts w:ascii="Calibri" w:hAnsi="Calibri"/>
+                                <w:rFonts w:ascii="Tahoma" w:hAnsi="Tahoma"/>
                                 <w:b/>
                                 <w:szCs w:val="20"/>
                               </w:rPr>
@@ -1814,7 +1814,7 @@
                             </w:r>
                             <w:r>
                               <w:rPr>
-                                <w:rFonts w:ascii="Calibri" w:hAnsi="Calibri"/>
+                                <w:rFonts w:ascii="Tahoma" w:hAnsi="Tahoma"/>
                                 <w:b/>
                                 <w:szCs w:val="20"/>
                               </w:rPr>
@@ -1822,7 +1822,7 @@
                             </w:r>
                             <w:r>
                               <w:rPr>
-                                <w:rFonts w:ascii="Calibri" w:hAnsi="Calibri"/>
+                                <w:rFonts w:ascii="Tahoma" w:hAnsi="Tahoma"/>
                                 <w:b/>
                                 <w:szCs w:val="20"/>
                               </w:rPr>
@@ -1830,7 +1830,7 @@
                             </w:r>
                             <w:r>
                               <w:rPr>
-                                <w:rFonts w:ascii="Calibri" w:hAnsi="Calibri"/>
+                                <w:rFonts w:ascii="Tahoma" w:hAnsi="Tahoma"/>
                                 <w:b/>
                                 <w:szCs w:val="20"/>
                               </w:rPr>
@@ -1838,7 +1838,7 @@
                             </w:r>
                             <w:r>
                               <w:rPr>
-                                <w:rFonts w:ascii="Calibri" w:hAnsi="Calibri"/>
+                                <w:rFonts w:ascii="Tahoma" w:hAnsi="Tahoma"/>
                                 <w:b/>
                                 <w:szCs w:val="20"/>
                               </w:rPr>
@@ -1846,7 +1846,7 @@
                             </w:r>
                             <w:r>
                               <w:rPr>
-                                <w:rFonts w:ascii="Calibri" w:hAnsi="Calibri"/>
+                                <w:rFonts w:ascii="Tahoma" w:hAnsi="Tahoma"/>
                                 <w:b/>
                                 <w:szCs w:val="20"/>
                               </w:rPr>
@@ -1858,41 +1858,41 @@
                             <w:pPr>
                               <w:spacing w:after="0" w:line="240" w:lineRule="auto"/>
                               <w:rPr>
-                                <w:rFonts w:ascii="Calibri" w:hAnsi="Calibri"/>
+                                <w:rFonts w:ascii="Tahoma" w:hAnsi="Tahoma"/>
                                 <w:szCs w:val="20"/>
                               </w:rPr>
                             </w:pPr>
                             <w:r>
                               <w:rPr>
-                                <w:rFonts w:ascii="Calibri" w:hAnsi="Calibri"/>
+                                <w:rFonts w:ascii="Tahoma" w:hAnsi="Tahoma"/>
                                 <w:szCs w:val="20"/>
                               </w:rPr>
                               <w:t>_______________________________</w:t>
                             </w:r>
                             <w:r>
                               <w:rPr>
-                                <w:rFonts w:ascii="Calibri" w:hAnsi="Calibri"/>
-                                <w:szCs w:val="20"/>
-                              </w:rPr>
-                              <w:tab/>
-                            </w:r>
-                            <w:r>
-                              <w:rPr>
-                                <w:rFonts w:ascii="Calibri" w:hAnsi="Calibri"/>
-                                <w:szCs w:val="20"/>
-                              </w:rPr>
-                              <w:tab/>
-                            </w:r>
-                            <w:r>
-                              <w:rPr>
-                                <w:rFonts w:ascii="Calibri" w:hAnsi="Calibri"/>
-                                <w:szCs w:val="20"/>
-                              </w:rPr>
-                              <w:tab/>
-                            </w:r>
-                            <w:r>
-                              <w:rPr>
-                                <w:rFonts w:ascii="Calibri" w:hAnsi="Calibri"/>
+                                <w:rFonts w:ascii="Tahoma" w:hAnsi="Tahoma"/>
+                                <w:szCs w:val="20"/>
+                              </w:rPr>
+                              <w:tab/>
+                            </w:r>
+                            <w:r>
+                              <w:rPr>
+                                <w:rFonts w:ascii="Tahoma" w:hAnsi="Tahoma"/>
+                                <w:szCs w:val="20"/>
+                              </w:rPr>
+                              <w:tab/>
+                            </w:r>
+                            <w:r>
+                              <w:rPr>
+                                <w:rFonts w:ascii="Tahoma" w:hAnsi="Tahoma"/>
+                                <w:szCs w:val="20"/>
+                              </w:rPr>
+                              <w:tab/>
+                            </w:r>
+                            <w:r>
+                              <w:rPr>
+                                <w:rFonts w:ascii="Tahoma" w:hAnsi="Tahoma"/>
                                 <w:szCs w:val="20"/>
                               </w:rPr>
                               <w:tab/>
@@ -1903,48 +1903,48 @@
                             <w:pPr>
                               <w:spacing w:after="0"/>
                               <w:rPr>
-                                <w:rFonts w:ascii="Calibri" w:hAnsi="Calibri"/>
+                                <w:rFonts w:ascii="Tahoma" w:hAnsi="Tahoma"/>
                                 <w:szCs w:val="20"/>
                               </w:rPr>
                             </w:pPr>
                             <w:r>
                               <w:rPr>
-                                <w:rFonts w:ascii="Calibri" w:hAnsi="Calibri"/>
+                                <w:rFonts w:ascii="Tahoma" w:hAnsi="Tahoma"/>
                                 <w:szCs w:val="20"/>
                               </w:rPr>
                               <w:t>DAN</w:t>
                             </w:r>
                             <w:r>
                               <w:rPr>
-                                <w:rFonts w:ascii="Calibri" w:hAnsi="Calibri"/>
+                                <w:rFonts w:ascii="Tahoma" w:hAnsi="Tahoma"/>
                                 <w:szCs w:val="20"/>
                               </w:rPr>
                               <w:t xml:space="preserve"> Project Director/His delegate </w:t>
                             </w:r>
                             <w:r>
                               <w:rPr>
-                                <w:rFonts w:ascii="Calibri" w:hAnsi="Calibri"/>
-                                <w:szCs w:val="20"/>
-                              </w:rPr>
-                              <w:tab/>
-                            </w:r>
-                            <w:r>
-                              <w:rPr>
-                                <w:rFonts w:ascii="Calibri" w:hAnsi="Calibri"/>
-                                <w:szCs w:val="20"/>
-                              </w:rPr>
-                              <w:tab/>
-                            </w:r>
-                            <w:r>
-                              <w:rPr>
-                                <w:rFonts w:ascii="Calibri" w:hAnsi="Calibri"/>
-                                <w:szCs w:val="20"/>
-                              </w:rPr>
-                              <w:tab/>
-                            </w:r>
-                            <w:r>
-                              <w:rPr>
-                                <w:rFonts w:ascii="Calibri" w:hAnsi="Calibri"/>
+                                <w:rFonts w:ascii="Tahoma" w:hAnsi="Tahoma"/>
+                                <w:szCs w:val="20"/>
+                              </w:rPr>
+                              <w:tab/>
+                            </w:r>
+                            <w:r>
+                              <w:rPr>
+                                <w:rFonts w:ascii="Tahoma" w:hAnsi="Tahoma"/>
+                                <w:szCs w:val="20"/>
+                              </w:rPr>
+                              <w:tab/>
+                            </w:r>
+                            <w:r>
+                              <w:rPr>
+                                <w:rFonts w:ascii="Tahoma" w:hAnsi="Tahoma"/>
+                                <w:szCs w:val="20"/>
+                              </w:rPr>
+                              <w:tab/>
+                            </w:r>
+                            <w:r>
+                              <w:rPr>
+                                <w:rFonts w:ascii="Tahoma" w:hAnsi="Tahoma"/>
                                 <w:szCs w:val="20"/>
                               </w:rPr>
                               <w:tab/>
@@ -1952,14 +1952,14 @@
                             </w:r>
                             <w:r>
                               <w:rPr>
-                                <w:rFonts w:ascii="Calibri" w:hAnsi="Calibri"/>
+                                <w:rFonts w:ascii="Tahoma" w:hAnsi="Tahoma"/>
                                 <w:szCs w:val="20"/>
                               </w:rPr>
                               <w:t>DAN</w:t>
                             </w:r>
                             <w:r>
                               <w:rPr>
-                                <w:rFonts w:ascii="Calibri" w:hAnsi="Calibri"/>
+                                <w:rFonts w:ascii="Tahoma" w:hAnsi="Tahoma"/>
                                 <w:szCs w:val="20"/>
                               </w:rPr>
                               <w:t xml:space="preserve"> Project HSE </w:t>
@@ -1969,7 +1969,7 @@
                             <w:pPr>
                               <w:spacing w:after="0"/>
                               <w:rPr>
-                                <w:rFonts w:ascii="Arial" w:hAnsi="Arial"/>
+                                <w:rFonts w:ascii="Tahoma" w:hAnsi="Tahoma"/>
                                 <w:szCs w:val="20"/>
                               </w:rPr>
                             </w:pPr>
@@ -1994,7 +1994,7 @@
                       <w:pPr>
                         <w:spacing w:after="0"/>
                         <w:rPr>
-                          <w:rFonts w:ascii="Calibri" w:hAnsi="Calibri"/>
+                          <w:rFonts w:ascii="Tahoma" w:hAnsi="Tahoma"/>
                           <w:b/>
                           <w:bCs/>
                           <w:szCs w:val="20"/>
@@ -2003,7 +2003,7 @@
                       </w:pPr>
                       <w:r>
                         <w:rPr>
-                          <w:rFonts w:ascii="Calibri" w:hAnsi="Calibri"/>
+                          <w:rFonts w:ascii="Tahoma" w:hAnsi="Tahoma"/>
                           <w:b/>
                           <w:bCs/>
                           <w:szCs w:val="20"/>
@@ -2016,7 +2016,7 @@
                       <w:pPr>
                         <w:spacing w:after="0" w:line="240" w:lineRule="auto"/>
                         <w:rPr>
-                          <w:rFonts w:ascii="Calibri" w:hAnsi="Calibri"/>
+                          <w:rFonts w:ascii="Tahoma" w:hAnsi="Tahoma"/>
                           <w:b/>
                           <w:bCs/>
                           <w:szCs w:val="20"/>
@@ -2025,7 +2025,7 @@
                       </w:pPr>
                       <w:r>
                         <w:rPr>
-                          <w:rFonts w:ascii="Calibri" w:hAnsi="Calibri"/>
+                          <w:rFonts w:ascii="Tahoma" w:hAnsi="Tahoma"/>
                           <w:b/>
                           <w:bCs/>
                           <w:szCs w:val="20"/>
@@ -2038,14 +2038,14 @@
                       <w:pPr>
                         <w:spacing w:after="0" w:line="240" w:lineRule="auto"/>
                         <w:rPr>
-                          <w:rFonts w:ascii="Calibri" w:hAnsi="Calibri"/>
+                          <w:rFonts w:ascii="Tahoma" w:hAnsi="Tahoma"/>
                           <w:b/>
                           <w:szCs w:val="20"/>
                         </w:rPr>
                       </w:pPr>
                       <w:r>
                         <w:rPr>
-                          <w:rFonts w:ascii="Calibri" w:hAnsi="Calibri"/>
+                          <w:rFonts w:ascii="Tahoma" w:hAnsi="Tahoma"/>
                           <w:b/>
                           <w:szCs w:val="20"/>
                         </w:rPr>
@@ -2053,7 +2053,7 @@
                       </w:r>
                       <w:r>
                         <w:rPr>
-                          <w:rFonts w:ascii="Calibri" w:hAnsi="Calibri"/>
+                          <w:rFonts w:ascii="Tahoma" w:hAnsi="Tahoma"/>
                           <w:b/>
                           <w:szCs w:val="20"/>
                         </w:rPr>
@@ -2061,7 +2061,7 @@
                       </w:r>
                       <w:r>
                         <w:rPr>
-                          <w:rFonts w:ascii="Calibri" w:hAnsi="Calibri"/>
+                          <w:rFonts w:ascii="Tahoma" w:hAnsi="Tahoma"/>
                           <w:b/>
                           <w:szCs w:val="20"/>
                         </w:rPr>
@@ -2069,7 +2069,7 @@
                       </w:r>
                       <w:r>
                         <w:rPr>
-                          <w:rFonts w:ascii="Calibri" w:hAnsi="Calibri"/>
+                          <w:rFonts w:ascii="Tahoma" w:hAnsi="Tahoma"/>
                           <w:b/>
                           <w:szCs w:val="20"/>
                         </w:rPr>
@@ -2077,7 +2077,7 @@
                       </w:r>
                       <w:r>
                         <w:rPr>
-                          <w:rFonts w:ascii="Calibri" w:hAnsi="Calibri"/>
+                          <w:rFonts w:ascii="Tahoma" w:hAnsi="Tahoma"/>
                           <w:b/>
                           <w:szCs w:val="20"/>
                         </w:rPr>
@@ -2085,7 +2085,7 @@
                       </w:r>
                       <w:r>
                         <w:rPr>
-                          <w:rFonts w:ascii="Calibri" w:hAnsi="Calibri"/>
+                          <w:rFonts w:ascii="Tahoma" w:hAnsi="Tahoma"/>
                           <w:b/>
                           <w:szCs w:val="20"/>
                         </w:rPr>
@@ -2093,7 +2093,7 @@
                       </w:r>
                       <w:r>
                         <w:rPr>
-                          <w:rFonts w:ascii="Calibri" w:hAnsi="Calibri"/>
+                          <w:rFonts w:ascii="Tahoma" w:hAnsi="Tahoma"/>
                           <w:b/>
                           <w:szCs w:val="20"/>
                         </w:rPr>
@@ -2101,7 +2101,7 @@
                       </w:r>
                       <w:r>
                         <w:rPr>
-                          <w:rFonts w:ascii="Calibri" w:hAnsi="Calibri"/>
+                          <w:rFonts w:ascii="Tahoma" w:hAnsi="Tahoma"/>
                           <w:b/>
                           <w:szCs w:val="20"/>
                         </w:rPr>
@@ -2113,41 +2113,41 @@
                       <w:pPr>
                         <w:spacing w:after="0" w:line="240" w:lineRule="auto"/>
                         <w:rPr>
-                          <w:rFonts w:ascii="Calibri" w:hAnsi="Calibri"/>
+                          <w:rFonts w:ascii="Tahoma" w:hAnsi="Tahoma"/>
                           <w:szCs w:val="20"/>
                         </w:rPr>
                       </w:pPr>
                       <w:r>
                         <w:rPr>
-                          <w:rFonts w:ascii="Calibri" w:hAnsi="Calibri"/>
+                          <w:rFonts w:ascii="Tahoma" w:hAnsi="Tahoma"/>
                           <w:szCs w:val="20"/>
                         </w:rPr>
                         <w:t>__________________________</w:t>
                       </w:r>
                       <w:r>
                         <w:rPr>
-                          <w:rFonts w:ascii="Calibri" w:hAnsi="Calibri"/>
-                          <w:szCs w:val="20"/>
-                        </w:rPr>
-                        <w:tab/>
-                      </w:r>
-                      <w:r>
-                        <w:rPr>
-                          <w:rFonts w:ascii="Calibri" w:hAnsi="Calibri"/>
-                          <w:szCs w:val="20"/>
-                        </w:rPr>
-                        <w:tab/>
-                      </w:r>
-                      <w:r>
-                        <w:rPr>
-                          <w:rFonts w:ascii="Calibri" w:hAnsi="Calibri"/>
-                          <w:szCs w:val="20"/>
-                        </w:rPr>
-                        <w:tab/>
-                      </w:r>
-                      <w:r>
-                        <w:rPr>
-                          <w:rFonts w:ascii="Calibri" w:hAnsi="Calibri"/>
+                          <w:rFonts w:ascii="Tahoma" w:hAnsi="Tahoma"/>
+                          <w:szCs w:val="20"/>
+                        </w:rPr>
+                        <w:tab/>
+                      </w:r>
+                      <w:r>
+                        <w:rPr>
+                          <w:rFonts w:ascii="Tahoma" w:hAnsi="Tahoma"/>
+                          <w:szCs w:val="20"/>
+                        </w:rPr>
+                        <w:tab/>
+                      </w:r>
+                      <w:r>
+                        <w:rPr>
+                          <w:rFonts w:ascii="Tahoma" w:hAnsi="Tahoma"/>
+                          <w:szCs w:val="20"/>
+                        </w:rPr>
+                        <w:tab/>
+                      </w:r>
+                      <w:r>
+                        <w:rPr>
+                          <w:rFonts w:ascii="Tahoma" w:hAnsi="Tahoma"/>
                           <w:szCs w:val="20"/>
                         </w:rPr>
                         <w:tab/>
@@ -2158,41 +2158,41 @@
                       <w:pPr>
                         <w:spacing w:after="0" w:line="240" w:lineRule="auto"/>
                         <w:rPr>
-                          <w:rFonts w:ascii="Calibri" w:hAnsi="Calibri"/>
+                          <w:rFonts w:ascii="Tahoma" w:hAnsi="Tahoma"/>
                           <w:szCs w:val="20"/>
                         </w:rPr>
                       </w:pPr>
                       <w:r>
                         <w:rPr>
-                          <w:rFonts w:ascii="Calibri" w:hAnsi="Calibri"/>
+                          <w:rFonts w:ascii="Tahoma" w:hAnsi="Tahoma"/>
                           <w:szCs w:val="20"/>
                         </w:rPr>
                         <w:t xml:space="preserve">Project Director/His delegate </w:t>
                       </w:r>
                       <w:r>
                         <w:rPr>
-                          <w:rFonts w:ascii="Calibri" w:hAnsi="Calibri"/>
-                          <w:szCs w:val="20"/>
-                        </w:rPr>
-                        <w:tab/>
-                      </w:r>
-                      <w:r>
-                        <w:rPr>
-                          <w:rFonts w:ascii="Calibri" w:hAnsi="Calibri"/>
-                          <w:szCs w:val="20"/>
-                        </w:rPr>
-                        <w:tab/>
-                      </w:r>
-                      <w:r>
-                        <w:rPr>
-                          <w:rFonts w:ascii="Calibri" w:hAnsi="Calibri"/>
-                          <w:szCs w:val="20"/>
-                        </w:rPr>
-                        <w:tab/>
-                      </w:r>
-                      <w:r>
-                        <w:rPr>
-                          <w:rFonts w:ascii="Calibri" w:hAnsi="Calibri"/>
+                          <w:rFonts w:ascii="Tahoma" w:hAnsi="Tahoma"/>
+                          <w:szCs w:val="20"/>
+                        </w:rPr>
+                        <w:tab/>
+                      </w:r>
+                      <w:r>
+                        <w:rPr>
+                          <w:rFonts w:ascii="Tahoma" w:hAnsi="Tahoma"/>
+                          <w:szCs w:val="20"/>
+                        </w:rPr>
+                        <w:tab/>
+                      </w:r>
+                      <w:r>
+                        <w:rPr>
+                          <w:rFonts w:ascii="Tahoma" w:hAnsi="Tahoma"/>
+                          <w:szCs w:val="20"/>
+                        </w:rPr>
+                        <w:tab/>
+                      </w:r>
+                      <w:r>
+                        <w:rPr>
+                          <w:rFonts w:ascii="Tahoma" w:hAnsi="Tahoma"/>
                           <w:szCs w:val="20"/>
                         </w:rPr>
                         <w:tab/>
@@ -2200,14 +2200,14 @@
                       </w:r>
                       <w:r>
                         <w:rPr>
-                          <w:rFonts w:ascii="Calibri" w:hAnsi="Calibri"/>
+                          <w:rFonts w:ascii="Tahoma" w:hAnsi="Tahoma"/>
                           <w:szCs w:val="20"/>
                         </w:rPr>
                         <w:t>PMC</w:t>
                       </w:r>
                       <w:r>
                         <w:rPr>
-                          <w:rFonts w:ascii="Calibri" w:hAnsi="Calibri"/>
+                          <w:rFonts w:ascii="Tahoma" w:hAnsi="Tahoma"/>
                           <w:szCs w:val="20"/>
                         </w:rPr>
                         <w:t xml:space="preserve"> Project HSE </w:t>
@@ -2217,13 +2217,13 @@
                       <w:pPr>
                         <w:spacing w:after="0" w:line="240" w:lineRule="auto"/>
                         <w:rPr>
-                          <w:rFonts w:ascii="Calibri" w:hAnsi="Calibri"/>
+                          <w:rFonts w:ascii="Tahoma" w:hAnsi="Tahoma"/>
                           <w:szCs w:val="20"/>
                         </w:rPr>
                       </w:pPr>
                       <w:r>
                         <w:rPr>
-                          <w:rFonts w:ascii="Calibri" w:hAnsi="Calibri"/>
+                          <w:rFonts w:ascii="Tahoma" w:hAnsi="Tahoma"/>
                           <w:b/>
                           <w:bCs/>
                           <w:szCs w:val="20"/>
@@ -2232,7 +2232,7 @@
                       </w:r>
                       <w:r>
                         <w:rPr>
-                          <w:rFonts w:ascii="Calibri" w:hAnsi="Calibri"/>
+                          <w:rFonts w:ascii="Tahoma" w:hAnsi="Tahoma"/>
                           <w:b/>
                           <w:bCs/>
                           <w:szCs w:val="20"/>
@@ -2241,7 +2241,7 @@
                       </w:r>
                       <w:r>
                         <w:rPr>
-                          <w:rFonts w:ascii="Calibri" w:hAnsi="Calibri"/>
+                          <w:rFonts w:ascii="Tahoma" w:hAnsi="Tahoma"/>
                           <w:szCs w:val="20"/>
                         </w:rPr>
                         <w:t>__________________________________________________________________________________</w:t>
@@ -2251,13 +2251,13 @@
                       <w:pPr>
                         <w:spacing w:after="0" w:line="240" w:lineRule="auto"/>
                         <w:rPr>
-                          <w:rFonts w:ascii="Calibri" w:hAnsi="Calibri"/>
+                          <w:rFonts w:ascii="Tahoma" w:hAnsi="Tahoma"/>
                           <w:szCs w:val="20"/>
                         </w:rPr>
                       </w:pPr>
                       <w:r>
                         <w:rPr>
-                          <w:rFonts w:ascii="Calibri" w:hAnsi="Calibri"/>
+                          <w:rFonts w:ascii="Tahoma" w:hAnsi="Tahoma"/>
                           <w:szCs w:val="20"/>
                         </w:rPr>
                         <w:t>__________________________________________________________________________________</w:t>
@@ -2267,7 +2267,7 @@
                       <w:pPr>
                         <w:spacing w:after="0" w:line="240" w:lineRule="auto"/>
                         <w:rPr>
-                          <w:rFonts w:ascii="Calibri" w:hAnsi="Calibri"/>
+                          <w:rFonts w:ascii="Tahoma" w:hAnsi="Tahoma"/>
                           <w:b/>
                           <w:szCs w:val="20"/>
                         </w:rPr>
@@ -2277,14 +2277,14 @@
                       <w:pPr>
                         <w:spacing w:after="0" w:line="240" w:lineRule="auto"/>
                         <w:rPr>
-                          <w:rFonts w:ascii="Calibri" w:hAnsi="Calibri"/>
+                          <w:rFonts w:ascii="Tahoma" w:hAnsi="Tahoma"/>
                           <w:b/>
                           <w:szCs w:val="20"/>
                         </w:rPr>
                       </w:pPr>
                       <w:r>
                         <w:rPr>
-                          <w:rFonts w:ascii="Calibri" w:hAnsi="Calibri"/>
+                          <w:rFonts w:ascii="Tahoma" w:hAnsi="Tahoma"/>
                           <w:b/>
                           <w:szCs w:val="20"/>
                         </w:rPr>
@@ -2292,7 +2292,7 @@
                       </w:r>
                       <w:r>
                         <w:rPr>
-                          <w:rFonts w:ascii="Calibri" w:hAnsi="Calibri"/>
+                          <w:rFonts w:ascii="Tahoma" w:hAnsi="Tahoma"/>
                           <w:b/>
                           <w:szCs w:val="20"/>
                         </w:rPr>
@@ -2300,7 +2300,7 @@
                       </w:r>
                       <w:r>
                         <w:rPr>
-                          <w:rFonts w:ascii="Calibri" w:hAnsi="Calibri"/>
+                          <w:rFonts w:ascii="Tahoma" w:hAnsi="Tahoma"/>
                           <w:b/>
                           <w:szCs w:val="20"/>
                         </w:rPr>
@@ -2308,7 +2308,7 @@
                       </w:r>
                       <w:r>
                         <w:rPr>
-                          <w:rFonts w:ascii="Calibri" w:hAnsi="Calibri"/>
+                          <w:rFonts w:ascii="Tahoma" w:hAnsi="Tahoma"/>
                           <w:b/>
                           <w:szCs w:val="20"/>
                         </w:rPr>
@@ -2316,7 +2316,7 @@
                       </w:r>
                       <w:r>
                         <w:rPr>
-                          <w:rFonts w:ascii="Calibri" w:hAnsi="Calibri"/>
+                          <w:rFonts w:ascii="Tahoma" w:hAnsi="Tahoma"/>
                           <w:b/>
                           <w:szCs w:val="20"/>
                         </w:rPr>
@@ -2324,7 +2324,7 @@
                       </w:r>
                       <w:r>
                         <w:rPr>
-                          <w:rFonts w:ascii="Calibri" w:hAnsi="Calibri"/>
+                          <w:rFonts w:ascii="Tahoma" w:hAnsi="Tahoma"/>
                           <w:b/>
                           <w:szCs w:val="20"/>
                         </w:rPr>
@@ -2332,7 +2332,7 @@
                       </w:r>
                       <w:r>
                         <w:rPr>
-                          <w:rFonts w:ascii="Calibri" w:hAnsi="Calibri"/>
+                          <w:rFonts w:ascii="Tahoma" w:hAnsi="Tahoma"/>
                           <w:b/>
                           <w:szCs w:val="20"/>
                         </w:rPr>
@@ -2340,7 +2340,7 @@
                       </w:r>
                       <w:r>
                         <w:rPr>
-                          <w:rFonts w:ascii="Calibri" w:hAnsi="Calibri"/>
+                          <w:rFonts w:ascii="Tahoma" w:hAnsi="Tahoma"/>
                           <w:b/>
                           <w:szCs w:val="20"/>
                         </w:rPr>
@@ -2352,41 +2352,41 @@
                       <w:pPr>
                         <w:spacing w:after="0" w:line="240" w:lineRule="auto"/>
                         <w:rPr>
-                          <w:rFonts w:ascii="Calibri" w:hAnsi="Calibri"/>
+                          <w:rFonts w:ascii="Tahoma" w:hAnsi="Tahoma"/>
                           <w:szCs w:val="20"/>
                         </w:rPr>
                       </w:pPr>
                       <w:r>
                         <w:rPr>
-                          <w:rFonts w:ascii="Calibri" w:hAnsi="Calibri"/>
+                          <w:rFonts w:ascii="Tahoma" w:hAnsi="Tahoma"/>
                           <w:szCs w:val="20"/>
                         </w:rPr>
                         <w:t>_______________________________</w:t>
                       </w:r>
                       <w:r>
                         <w:rPr>
-                          <w:rFonts w:ascii="Calibri" w:hAnsi="Calibri"/>
-                          <w:szCs w:val="20"/>
-                        </w:rPr>
-                        <w:tab/>
-                      </w:r>
-                      <w:r>
-                        <w:rPr>
-                          <w:rFonts w:ascii="Calibri" w:hAnsi="Calibri"/>
-                          <w:szCs w:val="20"/>
-                        </w:rPr>
-                        <w:tab/>
-                      </w:r>
-                      <w:r>
-                        <w:rPr>
-                          <w:rFonts w:ascii="Calibri" w:hAnsi="Calibri"/>
-                          <w:szCs w:val="20"/>
-                        </w:rPr>
-                        <w:tab/>
-                      </w:r>
-                      <w:r>
-                        <w:rPr>
-                          <w:rFonts w:ascii="Calibri" w:hAnsi="Calibri"/>
+                          <w:rFonts w:ascii="Tahoma" w:hAnsi="Tahoma"/>
+                          <w:szCs w:val="20"/>
+                        </w:rPr>
+                        <w:tab/>
+                      </w:r>
+                      <w:r>
+                        <w:rPr>
+                          <w:rFonts w:ascii="Tahoma" w:hAnsi="Tahoma"/>
+                          <w:szCs w:val="20"/>
+                        </w:rPr>
+                        <w:tab/>
+                      </w:r>
+                      <w:r>
+                        <w:rPr>
+                          <w:rFonts w:ascii="Tahoma" w:hAnsi="Tahoma"/>
+                          <w:szCs w:val="20"/>
+                        </w:rPr>
+                        <w:tab/>
+                      </w:r>
+                      <w:r>
+                        <w:rPr>
+                          <w:rFonts w:ascii="Tahoma" w:hAnsi="Tahoma"/>
                           <w:szCs w:val="20"/>
                         </w:rPr>
                         <w:tab/>
@@ -2397,48 +2397,48 @@
                       <w:pPr>
                         <w:spacing w:after="0"/>
                         <w:rPr>
-                          <w:rFonts w:ascii="Calibri" w:hAnsi="Calibri"/>
+                          <w:rFonts w:ascii="Tahoma" w:hAnsi="Tahoma"/>
                           <w:szCs w:val="20"/>
                         </w:rPr>
                       </w:pPr>
                       <w:r>
                         <w:rPr>
-                          <w:rFonts w:ascii="Calibri" w:hAnsi="Calibri"/>
+                          <w:rFonts w:ascii="Tahoma" w:hAnsi="Tahoma"/>
                           <w:szCs w:val="20"/>
                         </w:rPr>
                         <w:t>DAN</w:t>
                       </w:r>
                       <w:r>
                         <w:rPr>
-                          <w:rFonts w:ascii="Calibri" w:hAnsi="Calibri"/>
+                          <w:rFonts w:ascii="Tahoma" w:hAnsi="Tahoma"/>
                           <w:szCs w:val="20"/>
                         </w:rPr>
                         <w:t xml:space="preserve"> Project Director/His delegate </w:t>
                       </w:r>
                       <w:r>
                         <w:rPr>
-                          <w:rFonts w:ascii="Calibri" w:hAnsi="Calibri"/>
-                          <w:szCs w:val="20"/>
-                        </w:rPr>
-                        <w:tab/>
-                      </w:r>
-                      <w:r>
-                        <w:rPr>
-                          <w:rFonts w:ascii="Calibri" w:hAnsi="Calibri"/>
-                          <w:szCs w:val="20"/>
-                        </w:rPr>
-                        <w:tab/>
-                      </w:r>
-                      <w:r>
-                        <w:rPr>
-                          <w:rFonts w:ascii="Calibri" w:hAnsi="Calibri"/>
-                          <w:szCs w:val="20"/>
-                        </w:rPr>
-                        <w:tab/>
-                      </w:r>
-                      <w:r>
-                        <w:rPr>
-                          <w:rFonts w:ascii="Calibri" w:hAnsi="Calibri"/>
+                          <w:rFonts w:ascii="Tahoma" w:hAnsi="Tahoma"/>
+                          <w:szCs w:val="20"/>
+                        </w:rPr>
+                        <w:tab/>
+                      </w:r>
+                      <w:r>
+                        <w:rPr>
+                          <w:rFonts w:ascii="Tahoma" w:hAnsi="Tahoma"/>
+                          <w:szCs w:val="20"/>
+                        </w:rPr>
+                        <w:tab/>
+                      </w:r>
+                      <w:r>
+                        <w:rPr>
+                          <w:rFonts w:ascii="Tahoma" w:hAnsi="Tahoma"/>
+                          <w:szCs w:val="20"/>
+                        </w:rPr>
+                        <w:tab/>
+                      </w:r>
+                      <w:r>
+                        <w:rPr>
+                          <w:rFonts w:ascii="Tahoma" w:hAnsi="Tahoma"/>
                           <w:szCs w:val="20"/>
                         </w:rPr>
                         <w:tab/>
@@ -2446,14 +2446,14 @@
                       </w:r>
                       <w:r>
                         <w:rPr>
-                          <w:rFonts w:ascii="Calibri" w:hAnsi="Calibri"/>
+                          <w:rFonts w:ascii="Tahoma" w:hAnsi="Tahoma"/>
                           <w:szCs w:val="20"/>
                         </w:rPr>
                         <w:t>DAN</w:t>
                       </w:r>
                       <w:r>
                         <w:rPr>
-                          <w:rFonts w:ascii="Calibri" w:hAnsi="Calibri"/>
+                          <w:rFonts w:ascii="Tahoma" w:hAnsi="Tahoma"/>
                           <w:szCs w:val="20"/>
                         </w:rPr>
                         <w:t xml:space="preserve"> Project HSE </w:t>
@@ -2463,7 +2463,7 @@
                       <w:pPr>
                         <w:spacing w:after="0"/>
                         <w:rPr>
-                          <w:rFonts w:ascii="Arial" w:hAnsi="Arial"/>
+                          <w:rFonts w:ascii="Tahoma" w:hAnsi="Tahoma"/>
                           <w:szCs w:val="20"/>
                         </w:rPr>
                       </w:pPr>
@@ -2529,7 +2529,7 @@
                             <w:pPr>
                               <w:spacing w:after="0"/>
                               <w:rPr>
-                                <w:rFonts w:ascii="Calibri" w:hAnsi="Calibri" w:cs="Calibri"/>
+                                <w:rFonts w:ascii="Tahoma" w:hAnsi="Tahoma" w:cs="Tahoma"/>
                                 <w:b/>
                                 <w:bCs/>
                                 <w:szCs w:val="20"/>
@@ -2538,7 +2538,7 @@
                             </w:pPr>
                             <w:r>
                               <w:rPr>
-                                <w:rFonts w:ascii="Calibri" w:hAnsi="Calibri" w:cs="Calibri"/>
+                                <w:rFonts w:ascii="Tahoma" w:hAnsi="Tahoma" w:cs="Tahoma"/>
                                 <w:b/>
                                 <w:bCs/>
                                 <w:szCs w:val="20"/>
@@ -2551,14 +2551,14 @@
                             <w:pPr>
                               <w:spacing w:after="0"/>
                               <w:rPr>
-                                <w:rFonts w:ascii="Arial" w:hAnsi="Arial"/>
+                                <w:rFonts w:ascii="Tahoma" w:hAnsi="Tahoma"/>
                                 <w:sz w:val="18"/>
                                 <w:szCs w:val="18"/>
                               </w:rPr>
                             </w:pPr>
                             <w:r>
                               <w:rPr>
-                                <w:rFonts w:ascii="Calibri" w:hAnsi="Calibri" w:cs="Calibri"/>
+                                <w:rFonts w:ascii="Tahoma" w:hAnsi="Tahoma" w:cs="Tahoma"/>
                                 <w:sz w:val="18"/>
                                 <w:szCs w:val="18"/>
                               </w:rPr>
@@ -2566,7 +2566,7 @@
                             </w:r>
                             <w:r>
                               <w:rPr>
-                                <w:rFonts w:ascii="Calibri" w:hAnsi="Calibri" w:cs="Calibri"/>
+                                <w:rFonts w:ascii="Tahoma" w:hAnsi="Tahoma" w:cs="Tahoma"/>
                                 <w:sz w:val="18"/>
                                 <w:szCs w:val="18"/>
                               </w:rPr>
@@ -2574,7 +2574,7 @@
                             </w:r>
                             <w:r>
                               <w:rPr>
-                                <w:rFonts w:ascii="Calibri" w:hAnsi="Calibri" w:cs="Calibri"/>
+                                <w:rFonts w:ascii="Tahoma" w:hAnsi="Tahoma" w:cs="Tahoma"/>
                                 <w:sz w:val="18"/>
                                 <w:szCs w:val="18"/>
                               </w:rPr>
@@ -2583,7 +2583,7 @@
                             </w:r>
                             <w:r>
                               <w:rPr>
-                                <w:rFonts w:ascii="Calibri" w:hAnsi="Calibri" w:cs="Calibri"/>
+                                <w:rFonts w:ascii="Tahoma" w:hAnsi="Tahoma" w:cs="Tahoma"/>
                                 <w:sz w:val="18"/>
                                 <w:szCs w:val="18"/>
                               </w:rPr>
@@ -2591,7 +2591,7 @@
                             </w:r>
                             <w:r>
                               <w:rPr>
-                                <w:rFonts w:ascii="Calibri" w:hAnsi="Calibri" w:cs="Calibri"/>
+                                <w:rFonts w:ascii="Tahoma" w:hAnsi="Tahoma" w:cs="Tahoma"/>
                                 <w:sz w:val="18"/>
                                 <w:szCs w:val="18"/>
                               </w:rPr>
@@ -2600,7 +2600,7 @@
                             </w:r>
                             <w:r>
                               <w:rPr>
-                                <w:rFonts w:ascii="Calibri" w:hAnsi="Calibri" w:cs="Calibri"/>
+                                <w:rFonts w:ascii="Tahoma" w:hAnsi="Tahoma" w:cs="Tahoma"/>
                                 <w:sz w:val="18"/>
                                 <w:szCs w:val="18"/>
                               </w:rPr>
@@ -2608,7 +2608,7 @@
                             </w:r>
                             <w:r>
                               <w:rPr>
-                                <w:rFonts w:ascii="Arial" w:hAnsi="Arial"/>
+                                <w:rFonts w:ascii="Tahoma" w:hAnsi="Tahoma"/>
                                 <w:sz w:val="18"/>
                                 <w:szCs w:val="18"/>
                               </w:rPr>
@@ -2635,7 +2635,7 @@
                       <w:pPr>
                         <w:spacing w:after="0"/>
                         <w:rPr>
-                          <w:rFonts w:ascii="Calibri" w:hAnsi="Calibri" w:cs="Calibri"/>
+                          <w:rFonts w:ascii="Tahoma" w:hAnsi="Tahoma" w:cs="Tahoma"/>
                           <w:b/>
                           <w:bCs/>
                           <w:szCs w:val="20"/>
@@ -2644,7 +2644,7 @@
                       </w:pPr>
                       <w:r>
                         <w:rPr>
-                          <w:rFonts w:ascii="Calibri" w:hAnsi="Calibri" w:cs="Calibri"/>
+                          <w:rFonts w:ascii="Tahoma" w:hAnsi="Tahoma" w:cs="Tahoma"/>
                           <w:b/>
                           <w:bCs/>
                           <w:szCs w:val="20"/>
@@ -2657,14 +2657,14 @@
                       <w:pPr>
                         <w:spacing w:after="0"/>
                         <w:rPr>
-                          <w:rFonts w:ascii="Arial" w:hAnsi="Arial"/>
+                          <w:rFonts w:ascii="Tahoma" w:hAnsi="Tahoma"/>
                           <w:sz w:val="18"/>
                           <w:szCs w:val="18"/>
                         </w:rPr>
                       </w:pPr>
                       <w:r>
                         <w:rPr>
-                          <w:rFonts w:ascii="Calibri" w:hAnsi="Calibri" w:cs="Calibri"/>
+                          <w:rFonts w:ascii="Tahoma" w:hAnsi="Tahoma" w:cs="Tahoma"/>
                           <w:sz w:val="18"/>
                           <w:szCs w:val="18"/>
                         </w:rPr>
@@ -2672,7 +2672,7 @@
                       </w:r>
                       <w:r>
                         <w:rPr>
-                          <w:rFonts w:ascii="Calibri" w:hAnsi="Calibri" w:cs="Calibri"/>
+                          <w:rFonts w:ascii="Tahoma" w:hAnsi="Tahoma" w:cs="Tahoma"/>
                           <w:sz w:val="18"/>
                           <w:szCs w:val="18"/>
                         </w:rPr>
@@ -2680,7 +2680,7 @@
                       </w:r>
                       <w:r>
                         <w:rPr>
-                          <w:rFonts w:ascii="Calibri" w:hAnsi="Calibri" w:cs="Calibri"/>
+                          <w:rFonts w:ascii="Tahoma" w:hAnsi="Tahoma" w:cs="Tahoma"/>
                           <w:sz w:val="18"/>
                           <w:szCs w:val="18"/>
                         </w:rPr>
@@ -2689,7 +2689,7 @@
                       </w:r>
                       <w:r>
                         <w:rPr>
-                          <w:rFonts w:ascii="Calibri" w:hAnsi="Calibri" w:cs="Calibri"/>
+                          <w:rFonts w:ascii="Tahoma" w:hAnsi="Tahoma" w:cs="Tahoma"/>
                           <w:sz w:val="18"/>
                           <w:szCs w:val="18"/>
                         </w:rPr>
@@ -2697,7 +2697,7 @@
                       </w:r>
                       <w:r>
                         <w:rPr>
-                          <w:rFonts w:ascii="Calibri" w:hAnsi="Calibri" w:cs="Calibri"/>
+                          <w:rFonts w:ascii="Tahoma" w:hAnsi="Tahoma" w:cs="Tahoma"/>
                           <w:sz w:val="18"/>
                           <w:szCs w:val="18"/>
                         </w:rPr>
@@ -2706,7 +2706,7 @@
                       </w:r>
                       <w:r>
                         <w:rPr>
-                          <w:rFonts w:ascii="Calibri" w:hAnsi="Calibri" w:cs="Calibri"/>
+                          <w:rFonts w:ascii="Tahoma" w:hAnsi="Tahoma" w:cs="Tahoma"/>
                           <w:sz w:val="18"/>
                           <w:szCs w:val="18"/>
                         </w:rPr>
@@ -2714,7 +2714,7 @@
                       </w:r>
                       <w:r>
                         <w:rPr>
-                          <w:rFonts w:ascii="Arial" w:hAnsi="Arial"/>
+                          <w:rFonts w:ascii="Tahoma" w:hAnsi="Tahoma"/>
                           <w:sz w:val="18"/>
                           <w:szCs w:val="18"/>
                         </w:rPr>
@@ -2871,7 +2871,7 @@
   <w:p>
     <w:r>
       <w:rPr>
-        <w:rFonts w:ascii="Cairo" w:hAnsi="Cairo" w:cs="Cairo"/>
+        <w:rFonts w:ascii="Tahoma" w:hAnsi="Tahoma" w:cs="Tahoma"/>
         <w:b/>
         <w:bCs/>
         <w:noProof/>
@@ -2907,7 +2907,7 @@
     </w:r>
     <w:r>
       <w:rPr>
-        <w:rFonts w:ascii="Cairo" w:hAnsi="Cairo" w:cs="Cairo"/>
+        <w:rFonts w:ascii="Tahoma" w:hAnsi="Tahoma" w:cs="Tahoma"/>
         <w:b/>
         <w:bCs/>
         <w:noProof/>
@@ -2977,7 +2977,7 @@
     </w:pPr>
     <w:r>
       <w:rPr>
-        <w:rFonts w:ascii="Cairo" w:hAnsi="Cairo" w:cs="Cairo"/>
+        <w:rFonts w:ascii="Tahoma" w:hAnsi="Tahoma" w:cs="Tahoma"/>
         <w:b/>
         <w:bCs/>
         <w:noProof/>
@@ -3045,7 +3045,7 @@
         <w:kern w:val="2"/>
         <w:sz w:val="24"/>
         <w:szCs w:val="24"/>
-        <w:lang w:val="en-US" w:eastAsia="en-US" w:bidi="ar-SA"/>
+        <w:lang w:val="en-US" w:eastAsia="Tahoma" w:bidi="ar-SA"/>
         <w14:ligatures w14:val="standardContextual"/>
       </w:rPr>
     </w:rPrDefault>
@@ -4131,7 +4131,7 @@
     </a:clrScheme>
     <a:fontScheme name="Office">
       <a:majorFont>
-        <a:latin typeface="Aptos Display" panose="02110004020202020204"/>
+        <a:latin typeface="Tahoma" panose="02110004020202020204"/>
         <a:ea typeface=""/>
         <a:cs typeface=""/>
         <a:font script="Jpan" typeface="游ゴシック Light"/>
@@ -4183,7 +4183,7 @@
         <a:font script="Tfng" typeface="Ebrima"/>
       </a:majorFont>
       <a:minorFont>
-        <a:latin typeface="Aptos" panose="02110004020202020204"/>
+        <a:latin typeface="Tahoma" panose="02110004020202020204"/>
         <a:ea typeface=""/>
         <a:cs typeface=""/>
         <a:font script="Jpan" typeface="游明朝"/>
